--- a/rapports/2026-06-06/EQ22/EQ22_sup_v2/DR_124101000012/76-89-08-78.docx
+++ b/rapports/2026-06-06/EQ22/EQ22_sup_v2/DR_124101000012/76-89-08-78.docx
@@ -297,7 +297,7 @@
           <w:color w:val="1F6FEB"/>
           <w:sz w:val="22"/>
         </w:rPr>
-        <w:t>⚠ INCOHÉRENCES À CORRIGER (209)</w:t>
+        <w:t>⚠ INCOHÉRENCES À CORRIGER (200)</w:t>
       </w:r>
     </w:p>
     <w:tbl>
@@ -1804,7 +1804,7 @@
                 <w:color w:val="16A34A"/>
                 <w:sz w:val="16"/>
               </w:rPr>
-              <w:t>—</w:t>
+              <w:t>s00q10, s01q35, s01q36, s01q37, s02q04, s02q15, s01q00b, s02q17_code</w:t>
             </w:r>
           </w:p>
         </w:tc>
@@ -1835,7 +1835,7 @@
                 <w:i w:val="0"/>
                 <w:sz w:val="17"/>
               </w:rPr>
-              <w:t>Incohérence!!! seulement les écoles privées paient les frais de scolarité (y compris les frais d'inscription).</w:t>
+              <w:t>Avertissement!!! L'âge (20 ans) de OUSSEYNOU LO avec son niveau d'étude (4ème année Secondaire 1 (Moyen) Général) semble incoherent, veuillez confirmer cette information avec le QG ou corriger l'incohérence.</w:t>
             </w:r>
           </w:p>
         </w:tc>
@@ -1894,7 +1894,7 @@
                 <w:color w:val="16A34A"/>
                 <w:sz w:val="16"/>
               </w:rPr>
-              <w:t>s01q32, s01q36, s01q38, s04q37_modif, s02q33, s02q34, s01q00b</w:t>
+              <w:t>—</w:t>
             </w:r>
           </w:p>
         </w:tc>
@@ -1925,7 +1925,7 @@
                 <w:i w:val="0"/>
                 <w:sz w:val="17"/>
               </w:rPr>
-              <w:t>Peu probable!!! Vu l'âge (18 ans) de AMICOLÉ KA ou l'année à laquelle AMICOLÉ KA a fréquenté l'école pour la dernière fois (.) le dernier diplome de AMICOLÉ KA ne peut être le Certificat d'études primaires (CEP), prière de corriger cette incohérence ou confirmer avec le QG.</w:t>
+              <w:t>Incoherent!!! Le niveau d'études suivi par OUSSEYNOU LO  au cours de l'année 2024/2025 est Secondaire 1 (Moyen) Général mais il déclare en 2.11 qu'il a obtenu comme résultat le Diplômé, études achevées.</w:t>
             </w:r>
           </w:p>
         </w:tc>
@@ -2015,7 +2015,7 @@
                 <w:i w:val="0"/>
                 <w:sz w:val="17"/>
               </w:rPr>
-              <w:t>Incoherent!!! Le niveau d'études suivi par MOUSSA KA  au cours de l'année 2024/2025 est Secondaire 1 (Moyen) Général mais il déclare en 2.11 qu'il a obtenu comme résultat le Diplômé, études achevées.</w:t>
+              <w:t>Prière de corriger cette incoherence en 2.11.</w:t>
             </w:r>
           </w:p>
         </w:tc>
@@ -2074,7 +2074,7 @@
                 <w:color w:val="16A34A"/>
                 <w:sz w:val="16"/>
               </w:rPr>
-              <w:t>—</w:t>
+              <w:t>s00q10, s01q35, s01q36, s01q37, s02q04, s02q15, s01q00b, s02q17_code</w:t>
             </w:r>
           </w:p>
         </w:tc>
@@ -2105,7 +2105,7 @@
                 <w:i w:val="0"/>
                 <w:sz w:val="17"/>
               </w:rPr>
-              <w:t>Prière de corriger cette incoherence en 2.11.</w:t>
+              <w:t>Avertissement!!! L'âge (23 ans) de MAREME KA avec son niveau d'étude (2ème année Secondaire 1 (Moyen) Général) semble incoherent, veuillez confirmer cette information avec le QG ou corriger l'incohérence.</w:t>
             </w:r>
           </w:p>
         </w:tc>
@@ -2164,7 +2164,7 @@
                 <w:color w:val="16A34A"/>
                 <w:sz w:val="16"/>
               </w:rPr>
-              <w:t>—</w:t>
+              <w:t>s01q32, s01q36, s01q38, s04q37_modif, s02q33, s02q34, s01q00b</w:t>
             </w:r>
           </w:p>
         </w:tc>
@@ -2195,7 +2195,7 @@
                 <w:i w:val="0"/>
                 <w:sz w:val="17"/>
               </w:rPr>
-              <w:t>Incohérence ! NDEYE NDAO frequente actuellement 2ème année de Secondaire 1 (Moyen) Général mais dit avoir reçu une bourse de 4500 FCFA.</w:t>
+              <w:t>Peu probable!!! Vu l'âge (23 ans) de MAREME KA ou l'année à laquelle MAREME KA a fréquenté l'école pour la dernière fois (.) le dernier diplome de MAREME KA ne peut être le Certificat d'études primaires (CEP), prière de corriger cette incohérence ou confirmer avec le QG.</w:t>
             </w:r>
           </w:p>
         </w:tc>
@@ -2254,7 +2254,7 @@
                 <w:color w:val="16A34A"/>
                 <w:sz w:val="16"/>
               </w:rPr>
-              <w:t>s01q32, s01q36, s01q38, s04q37_modif, s02q33, s02q34, s01q00b</w:t>
+              <w:t>—</w:t>
             </w:r>
           </w:p>
         </w:tc>
@@ -2285,7 +2285,7 @@
                 <w:i w:val="0"/>
                 <w:sz w:val="17"/>
               </w:rPr>
-              <w:t>Peu probable!!! Vu l'âge (15 ans) de NDEYE NDAO ou l'année à laquelle NDEYE NDAO a fréquenté l'école pour la dernière fois (.) le dernier diplome de NDEYE NDAO ne peut être le Certificat d'études primaires (CEP), prière de corriger cette incohérence ou confirmer avec le QG.</w:t>
+              <w:t>Incoherent!!! Le niveau d'études suivi par MOUSSA KA  au cours de l'année 2024/2025 est Secondaire 1 (Moyen) Général mais il déclare en 2.11 qu'il a obtenu comme résultat le Diplômé, études achevées.</w:t>
             </w:r>
           </w:p>
         </w:tc>
@@ -2344,7 +2344,7 @@
                 <w:color w:val="16A34A"/>
                 <w:sz w:val="16"/>
               </w:rPr>
-              <w:t>s00q10, s01q35, s01q36, s01q37, s02q04, s02q15, s01q00b, s02q17_code</w:t>
+              <w:t>—</w:t>
             </w:r>
           </w:p>
         </w:tc>
@@ -2375,7 +2375,7 @@
                 <w:i w:val="0"/>
                 <w:sz w:val="17"/>
               </w:rPr>
-              <w:t>Avertissement!!! L'âge (20 ans) de OUSSEYNOU LO avec son niveau d'étude (4ème année Secondaire 1 (Moyen) Général) semble incoherent, veuillez confirmer cette information avec le QG ou corriger l'incohérence.</w:t>
+              <w:t>Incohérence ! NDEYE NDAO frequente actuellement 2ème année de Secondaire 1 (Moyen) Général mais dit avoir reçu une bourse de 4500 FCFA.</w:t>
             </w:r>
           </w:p>
         </w:tc>
@@ -2434,7 +2434,7 @@
                 <w:color w:val="16A34A"/>
                 <w:sz w:val="16"/>
               </w:rPr>
-              <w:t>—</w:t>
+              <w:t>s01q32, s01q36, s01q38, s04q37_modif, s02q33, s02q34, s01q00b</w:t>
             </w:r>
           </w:p>
         </w:tc>
@@ -2465,7 +2465,7 @@
                 <w:i w:val="0"/>
                 <w:sz w:val="17"/>
               </w:rPr>
-              <w:t>Incoherent!!! Le niveau d'études suivi par OUSSEYNOU LO  au cours de l'année 2024/2025 est Secondaire 1 (Moyen) Général mais il déclare en 2.11 qu'il a obtenu comme résultat le Diplômé, études achevées.</w:t>
+              <w:t>Peu probable!!! Vu l'âge (15 ans) de NDEYE NDAO ou l'année à laquelle NDEYE NDAO a fréquenté l'école pour la dernière fois (.) le dernier diplome de NDEYE NDAO ne peut être le Certificat d'études primaires (CEP), prière de corriger cette incohérence ou confirmer avec le QG.</w:t>
             </w:r>
           </w:p>
         </w:tc>
@@ -2524,7 +2524,7 @@
                 <w:color w:val="16A34A"/>
                 <w:sz w:val="16"/>
               </w:rPr>
-              <w:t>s00q10, s01q35, s01q36, s01q37, s02q04, s02q15, s01q00b, s02q17_code</w:t>
+              <w:t>—</w:t>
             </w:r>
           </w:p>
         </w:tc>
@@ -2555,7 +2555,7 @@
                 <w:i w:val="0"/>
                 <w:sz w:val="17"/>
               </w:rPr>
-              <w:t>Avertissement!!! L'âge (23 ans) de MAREME KA avec son niveau d'étude (2ème année Secondaire 1 (Moyen) Général) semble incoherent, veuillez confirmer cette information avec le QG ou corriger l'incohérence.</w:t>
+              <w:t>Incohérent!! Le niveau d'instruction déclaré par l'un des enfants (Primaire) au niveau de la section 1 de BABACAR YAMA KA diffère de celui donné par BABACAR YAMA KA lui-même qui affirme ne pas avoir frequenté l'école formelle.</w:t>
             </w:r>
           </w:p>
         </w:tc>
@@ -2645,7 +2645,7 @@
                 <w:i w:val="0"/>
                 <w:sz w:val="17"/>
               </w:rPr>
-              <w:t>Peu probable!!! Vu l'âge (23 ans) de MAREME KA ou l'année à laquelle MAREME KA a fréquenté l'école pour la dernière fois (.) le dernier diplome de MAREME KA ne peut être le Certificat d'études primaires (CEP), prière de corriger cette incohérence ou confirmer avec le QG.</w:t>
+              <w:t>Peu probable!!! Vu l'âge (18 ans) de AMICOLÉ KA ou l'année à laquelle AMICOLÉ KA a fréquenté l'école pour la dernière fois (.) le dernier diplome de AMICOLÉ KA ne peut être le Certificat d'études primaires (CEP), prière de corriger cette incohérence ou confirmer avec le QG.</w:t>
             </w:r>
           </w:p>
         </w:tc>
@@ -2678,6 +2678,2166 @@
                 <w:i w:val="0"/>
                 <w:sz w:val="16"/>
               </w:rPr>
+              <w:t>S07</w:t>
+              <w:br/>
+            </w:r>
+            <w:r>
+              <w:rPr>
+                <w:b w:val="0"/>
+                <w:i w:val="0"/>
+                <w:color w:val="64748B"/>
+                <w:sz w:val="14"/>
+              </w:rPr>
+              <w:t>Consommation alimentaire</w:t>
+            </w:r>
+          </w:p>
+        </w:tc>
+        <w:tc>
+          <w:tcPr>
+            <w:tcW w:type="dxa" w:w="1531"/>
+          </w:tcPr>
+          <w:p>
+            <w:r>
+              <w:rPr>
+                <w:b/>
+                <w:i w:val="0"/>
+                <w:color w:val="16A34A"/>
+                <w:sz w:val="16"/>
+              </w:rPr>
+              <w:t>s00q27, s01q00a, s01q12, s01q13, s02q04, s03q11, s03q12, s01q01</w:t>
+            </w:r>
+          </w:p>
+        </w:tc>
+        <w:tc>
+          <w:tcPr>
+            <w:tcW w:type="dxa" w:w="1191"/>
+          </w:tcPr>
+          <w:p>
+            <w:r>
+              <w:rPr>
+                <w:b w:val="0"/>
+                <w:i w:val="0"/>
+                <w:color w:val="64748B"/>
+                <w:sz w:val="16"/>
+              </w:rPr>
+              <w:t>GT-CQ</w:t>
+            </w:r>
+          </w:p>
+        </w:tc>
+        <w:tc>
+          <w:tcPr>
+            <w:tcW w:type="dxa" w:w="4706"/>
+          </w:tcPr>
+          <w:p>
+            <w:r>
+              <w:rPr>
+                <w:b w:val="0"/>
+                <w:i w:val="0"/>
+                <w:sz w:val="17"/>
+              </w:rPr>
+              <w:t>Avertissement!!! Le ménage a consommé 48 Kg de taille unique de Riz importé brisé  ce qui semble incoherent pour une consommation aucours des 7 derniers jours, prière de verifier et corriger.</w:t>
+            </w:r>
+          </w:p>
+        </w:tc>
+      </w:tr>
+      <w:tr>
+        <w:tc>
+          <w:tcPr>
+            <w:tcW w:type="dxa" w:w="964"/>
+          </w:tcPr>
+          <w:p>
+            <w:r>
+              <w:rPr>
+                <w:b/>
+                <w:i w:val="0"/>
+                <w:color w:val="DC2626"/>
+                <w:sz w:val="16"/>
+              </w:rPr>
+              <w:t>Haute</w:t>
+            </w:r>
+          </w:p>
+        </w:tc>
+        <w:tc>
+          <w:tcPr>
+            <w:tcW w:type="dxa" w:w="1247"/>
+          </w:tcPr>
+          <w:p>
+            <w:r>
+              <w:rPr>
+                <w:b/>
+                <w:i w:val="0"/>
+                <w:sz w:val="16"/>
+              </w:rPr>
+              <w:t>S07</w:t>
+              <w:br/>
+            </w:r>
+            <w:r>
+              <w:rPr>
+                <w:b w:val="0"/>
+                <w:i w:val="0"/>
+                <w:color w:val="64748B"/>
+                <w:sz w:val="14"/>
+              </w:rPr>
+              <w:t>Consommation alimentaire</w:t>
+            </w:r>
+          </w:p>
+        </w:tc>
+        <w:tc>
+          <w:tcPr>
+            <w:tcW w:type="dxa" w:w="1531"/>
+          </w:tcPr>
+          <w:p>
+            <w:r>
+              <w:rPr>
+                <w:b/>
+                <w:i w:val="0"/>
+                <w:color w:val="16A34A"/>
+                <w:sz w:val="16"/>
+              </w:rPr>
+              <w:t>s00q27, s01q00a, s01q12, s01q13, s02q04, s03q11, s03q12, s01q01</w:t>
+            </w:r>
+          </w:p>
+        </w:tc>
+        <w:tc>
+          <w:tcPr>
+            <w:tcW w:type="dxa" w:w="1191"/>
+          </w:tcPr>
+          <w:p>
+            <w:r>
+              <w:rPr>
+                <w:b w:val="0"/>
+                <w:i w:val="0"/>
+                <w:color w:val="64748B"/>
+                <w:sz w:val="16"/>
+              </w:rPr>
+              <w:t>GT-CQ</w:t>
+            </w:r>
+          </w:p>
+        </w:tc>
+        <w:tc>
+          <w:tcPr>
+            <w:tcW w:type="dxa" w:w="4706"/>
+          </w:tcPr>
+          <w:p>
+            <w:r>
+              <w:rPr>
+                <w:b w:val="0"/>
+                <w:i w:val="0"/>
+                <w:sz w:val="17"/>
+              </w:rPr>
+              <w:t>Avertissement!!! Le ménage a consommé 60 Cube de Moyen de Cube alimentaire (Maggi, Jumbo, ) et bouillon en poudre  ce qui semble incoherent pour une consommation aucours des 7 derniers jours, prière de verifier et corriger.</w:t>
+            </w:r>
+          </w:p>
+        </w:tc>
+      </w:tr>
+      <w:tr>
+        <w:tc>
+          <w:tcPr>
+            <w:tcW w:type="dxa" w:w="964"/>
+          </w:tcPr>
+          <w:p>
+            <w:r>
+              <w:rPr>
+                <w:b/>
+                <w:i w:val="0"/>
+                <w:color w:val="DC2626"/>
+                <w:sz w:val="16"/>
+              </w:rPr>
+              <w:t>Haute</w:t>
+            </w:r>
+          </w:p>
+        </w:tc>
+        <w:tc>
+          <w:tcPr>
+            <w:tcW w:type="dxa" w:w="1247"/>
+          </w:tcPr>
+          <w:p>
+            <w:r>
+              <w:rPr>
+                <w:b/>
+                <w:i w:val="0"/>
+                <w:sz w:val="16"/>
+              </w:rPr>
+              <w:t>S07</w:t>
+              <w:br/>
+            </w:r>
+            <w:r>
+              <w:rPr>
+                <w:b w:val="0"/>
+                <w:i w:val="0"/>
+                <w:color w:val="64748B"/>
+                <w:sz w:val="14"/>
+              </w:rPr>
+              <w:t>Consommation alimentaire</w:t>
+            </w:r>
+          </w:p>
+        </w:tc>
+        <w:tc>
+          <w:tcPr>
+            <w:tcW w:type="dxa" w:w="1531"/>
+          </w:tcPr>
+          <w:p>
+            <w:r>
+              <w:rPr>
+                <w:b/>
+                <w:i w:val="0"/>
+                <w:color w:val="16A34A"/>
+                <w:sz w:val="16"/>
+              </w:rPr>
+              <w:t>s00q27, s01q00a, s01q12, s01q13, s02q04, s03q11, s03q12, s01q01</w:t>
+            </w:r>
+          </w:p>
+        </w:tc>
+        <w:tc>
+          <w:tcPr>
+            <w:tcW w:type="dxa" w:w="1191"/>
+          </w:tcPr>
+          <w:p>
+            <w:r>
+              <w:rPr>
+                <w:b w:val="0"/>
+                <w:i w:val="0"/>
+                <w:color w:val="64748B"/>
+                <w:sz w:val="16"/>
+              </w:rPr>
+              <w:t>GT-CQ</w:t>
+            </w:r>
+          </w:p>
+        </w:tc>
+        <w:tc>
+          <w:tcPr>
+            <w:tcW w:type="dxa" w:w="4706"/>
+          </w:tcPr>
+          <w:p>
+            <w:r>
+              <w:rPr>
+                <w:b w:val="0"/>
+                <w:i w:val="0"/>
+                <w:sz w:val="17"/>
+              </w:rPr>
+              <w:t>Avertissement!!! Le ménage a consommé 70 miche de Petit de Pain traditionnel (tapalapa)  ce qui semble incoherent pour une consommation aucours des 7 derniers jours, prière de verifier et corriger.</w:t>
+            </w:r>
+          </w:p>
+        </w:tc>
+      </w:tr>
+      <w:tr>
+        <w:tc>
+          <w:tcPr>
+            <w:tcW w:type="dxa" w:w="964"/>
+          </w:tcPr>
+          <w:p>
+            <w:r>
+              <w:rPr>
+                <w:b/>
+                <w:i w:val="0"/>
+                <w:color w:val="DC2626"/>
+                <w:sz w:val="16"/>
+              </w:rPr>
+              <w:t>Haute</w:t>
+            </w:r>
+          </w:p>
+        </w:tc>
+        <w:tc>
+          <w:tcPr>
+            <w:tcW w:type="dxa" w:w="1247"/>
+          </w:tcPr>
+          <w:p>
+            <w:r>
+              <w:rPr>
+                <w:b/>
+                <w:i w:val="0"/>
+                <w:sz w:val="16"/>
+              </w:rPr>
+              <w:t>S11</w:t>
+              <w:br/>
+            </w:r>
+            <w:r>
+              <w:rPr>
+                <w:b w:val="0"/>
+                <w:i w:val="0"/>
+                <w:color w:val="64748B"/>
+                <w:sz w:val="14"/>
+              </w:rPr>
+              <w:t>Logement / cadre de vie</w:t>
+            </w:r>
+          </w:p>
+        </w:tc>
+        <w:tc>
+          <w:tcPr>
+            <w:tcW w:type="dxa" w:w="1531"/>
+          </w:tcPr>
+          <w:p>
+            <w:r>
+              <w:rPr>
+                <w:b/>
+                <w:i w:val="0"/>
+                <w:color w:val="16A34A"/>
+                <w:sz w:val="16"/>
+              </w:rPr>
+              <w:t>s01q36, s01q38, s04q24, s02q13, s11q35a, s11q35b_code</w:t>
+            </w:r>
+          </w:p>
+        </w:tc>
+        <w:tc>
+          <w:tcPr>
+            <w:tcW w:type="dxa" w:w="1191"/>
+          </w:tcPr>
+          <w:p>
+            <w:r>
+              <w:rPr>
+                <w:b w:val="0"/>
+                <w:i w:val="0"/>
+                <w:color w:val="64748B"/>
+                <w:sz w:val="16"/>
+              </w:rPr>
+              <w:t>GT-CQ</w:t>
+            </w:r>
+          </w:p>
+        </w:tc>
+        <w:tc>
+          <w:tcPr>
+            <w:tcW w:type="dxa" w:w="4706"/>
+          </w:tcPr>
+          <w:p>
+            <w:r>
+              <w:rPr>
+                <w:b w:val="0"/>
+                <w:i w:val="0"/>
+                <w:sz w:val="17"/>
+              </w:rPr>
+              <w:t>Le montant de la dernière facture d'électricité est de 60000 FCFA Mensuel qui semble incohérent, Prière de vérifier les questions 11.35a et 11.35b auprès du ménage ou confirmer.</w:t>
+            </w:r>
+          </w:p>
+        </w:tc>
+      </w:tr>
+      <w:tr>
+        <w:tc>
+          <w:tcPr>
+            <w:tcW w:type="dxa" w:w="964"/>
+          </w:tcPr>
+          <w:p>
+            <w:r>
+              <w:rPr>
+                <w:b/>
+                <w:i w:val="0"/>
+                <w:color w:val="DC2626"/>
+                <w:sz w:val="16"/>
+              </w:rPr>
+              <w:t>Haute</w:t>
+            </w:r>
+          </w:p>
+        </w:tc>
+        <w:tc>
+          <w:tcPr>
+            <w:tcW w:type="dxa" w:w="1247"/>
+          </w:tcPr>
+          <w:p>
+            <w:r>
+              <w:rPr>
+                <w:b/>
+                <w:i w:val="0"/>
+                <w:sz w:val="16"/>
+              </w:rPr>
+              <w:t>S16</w:t>
+              <w:br/>
+            </w:r>
+            <w:r>
+              <w:rPr>
+                <w:b w:val="0"/>
+                <w:i w:val="0"/>
+                <w:color w:val="64748B"/>
+                <w:sz w:val="14"/>
+              </w:rPr>
+              <w:t>Agriculture</w:t>
+            </w:r>
+          </w:p>
+        </w:tc>
+        <w:tc>
+          <w:tcPr>
+            <w:tcW w:type="dxa" w:w="1531"/>
+          </w:tcPr>
+          <w:p>
+            <w:r>
+              <w:rPr>
+                <w:b/>
+                <w:i w:val="0"/>
+                <w:color w:val="16A34A"/>
+                <w:sz w:val="16"/>
+              </w:rPr>
+              <w:t>s16dq05a, s16dq05c</w:t>
+            </w:r>
+          </w:p>
+        </w:tc>
+        <w:tc>
+          <w:tcPr>
+            <w:tcW w:type="dxa" w:w="1191"/>
+          </w:tcPr>
+          <w:p>
+            <w:r>
+              <w:rPr>
+                <w:b w:val="0"/>
+                <w:i w:val="0"/>
+                <w:color w:val="64748B"/>
+                <w:sz w:val="16"/>
+              </w:rPr>
+              <w:t>GT-CQ</w:t>
+            </w:r>
+          </w:p>
+        </w:tc>
+        <w:tc>
+          <w:tcPr>
+            <w:tcW w:type="dxa" w:w="4706"/>
+          </w:tcPr>
+          <w:p>
+            <w:r>
+              <w:rPr>
+                <w:b w:val="0"/>
+                <w:i w:val="0"/>
+                <w:sz w:val="17"/>
+              </w:rPr>
+              <w:t>La quantité de s16dq05a estimée en Kg est incohérente avec la prise dans la question s16dq05c, prière de bien estimer et mettre la valeur exacte.</w:t>
+            </w:r>
+          </w:p>
+        </w:tc>
+      </w:tr>
+      <w:tr>
+        <w:tc>
+          <w:tcPr>
+            <w:tcW w:type="dxa" w:w="964"/>
+          </w:tcPr>
+          <w:p>
+            <w:r>
+              <w:rPr>
+                <w:b/>
+                <w:i w:val="0"/>
+                <w:color w:val="DC2626"/>
+                <w:sz w:val="16"/>
+              </w:rPr>
+              <w:t>Haute</w:t>
+            </w:r>
+          </w:p>
+        </w:tc>
+        <w:tc>
+          <w:tcPr>
+            <w:tcW w:type="dxa" w:w="1247"/>
+          </w:tcPr>
+          <w:p>
+            <w:r>
+              <w:rPr>
+                <w:b/>
+                <w:i w:val="0"/>
+                <w:sz w:val="16"/>
+              </w:rPr>
+              <w:t>S19</w:t>
+              <w:br/>
+            </w:r>
+            <w:r>
+              <w:rPr>
+                <w:b w:val="0"/>
+                <w:i w:val="0"/>
+                <w:color w:val="64748B"/>
+                <w:sz w:val="14"/>
+              </w:rPr>
+              <w:t>Entreprises non agricoles</w:t>
+            </w:r>
+          </w:p>
+        </w:tc>
+        <w:tc>
+          <w:tcPr>
+            <w:tcW w:type="dxa" w:w="1531"/>
+          </w:tcPr>
+          <w:p>
+            <w:r>
+              <w:rPr>
+                <w:b/>
+                <w:i w:val="0"/>
+                <w:color w:val="16A34A"/>
+                <w:sz w:val="16"/>
+              </w:rPr>
+              <w:t>s01q02, s02q01__1, s02q02__1, s02q03__1, s02q15, s03q17, s04q28, s04q35d</w:t>
+            </w:r>
+          </w:p>
+        </w:tc>
+        <w:tc>
+          <w:tcPr>
+            <w:tcW w:type="dxa" w:w="1191"/>
+          </w:tcPr>
+          <w:p>
+            <w:r>
+              <w:rPr>
+                <w:b w:val="0"/>
+                <w:i w:val="0"/>
+                <w:color w:val="64748B"/>
+                <w:sz w:val="16"/>
+              </w:rPr>
+              <w:t>GT-CQ</w:t>
+            </w:r>
+          </w:p>
+        </w:tc>
+        <w:tc>
+          <w:tcPr>
+            <w:tcW w:type="dxa" w:w="4706"/>
+          </w:tcPr>
+          <w:p>
+            <w:r>
+              <w:rPr>
+                <w:b w:val="0"/>
+                <w:i w:val="0"/>
+                <w:sz w:val="17"/>
+              </w:rPr>
+              <w:t>Incohérence!! Le prix de revente de Abreuvoir / Mangeoire dans cette section 19 ne doit pas être égal 0 même si le ménage l'a reçu en cadeau prière de leurs aider à faire une estimation.</w:t>
+            </w:r>
+          </w:p>
+        </w:tc>
+      </w:tr>
+      <w:tr>
+        <w:tc>
+          <w:tcPr>
+            <w:tcW w:type="dxa" w:w="964"/>
+          </w:tcPr>
+          <w:p>
+            <w:r>
+              <w:rPr>
+                <w:b/>
+                <w:i w:val="0"/>
+                <w:color w:val="DC2626"/>
+                <w:sz w:val="16"/>
+              </w:rPr>
+              <w:t>Haute</w:t>
+            </w:r>
+          </w:p>
+        </w:tc>
+        <w:tc>
+          <w:tcPr>
+            <w:tcW w:type="dxa" w:w="1247"/>
+          </w:tcPr>
+          <w:p>
+            <w:r>
+              <w:rPr>
+                <w:b/>
+                <w:i w:val="0"/>
+                <w:sz w:val="16"/>
+              </w:rPr>
+              <w:t>S19</w:t>
+              <w:br/>
+            </w:r>
+            <w:r>
+              <w:rPr>
+                <w:b w:val="0"/>
+                <w:i w:val="0"/>
+                <w:color w:val="64748B"/>
+                <w:sz w:val="14"/>
+              </w:rPr>
+              <w:t>Entreprises non agricoles</w:t>
+            </w:r>
+          </w:p>
+        </w:tc>
+        <w:tc>
+          <w:tcPr>
+            <w:tcW w:type="dxa" w:w="1531"/>
+          </w:tcPr>
+          <w:p>
+            <w:r>
+              <w:rPr>
+                <w:b/>
+                <w:i w:val="0"/>
+                <w:color w:val="16A34A"/>
+                <w:sz w:val="16"/>
+              </w:rPr>
+              <w:t>s01q02, s02q01__1, s02q02__1, s02q03__1, s02q15, s03q17, s04q28, s04q35d</w:t>
+            </w:r>
+          </w:p>
+        </w:tc>
+        <w:tc>
+          <w:tcPr>
+            <w:tcW w:type="dxa" w:w="1191"/>
+          </w:tcPr>
+          <w:p>
+            <w:r>
+              <w:rPr>
+                <w:b w:val="0"/>
+                <w:i w:val="0"/>
+                <w:color w:val="64748B"/>
+                <w:sz w:val="16"/>
+              </w:rPr>
+              <w:t>GT-CQ</w:t>
+            </w:r>
+          </w:p>
+        </w:tc>
+        <w:tc>
+          <w:tcPr>
+            <w:tcW w:type="dxa" w:w="4706"/>
+          </w:tcPr>
+          <w:p>
+            <w:r>
+              <w:rPr>
+                <w:b w:val="0"/>
+                <w:i w:val="0"/>
+                <w:sz w:val="17"/>
+              </w:rPr>
+              <w:t>Incohérence!! Le prix de revente de Râteau dans cette section 19 ne doit pas être égal 0 même si le ménage l'a reçu en cadeau prière de leurs aider à faire une estimation.</w:t>
+            </w:r>
+          </w:p>
+        </w:tc>
+      </w:tr>
+      <w:tr>
+        <w:tc>
+          <w:tcPr>
+            <w:tcW w:type="dxa" w:w="964"/>
+          </w:tcPr>
+          <w:p>
+            <w:r>
+              <w:rPr>
+                <w:b/>
+                <w:i w:val="0"/>
+                <w:color w:val="DC2626"/>
+                <w:sz w:val="16"/>
+              </w:rPr>
+              <w:t>Haute</w:t>
+            </w:r>
+          </w:p>
+        </w:tc>
+        <w:tc>
+          <w:tcPr>
+            <w:tcW w:type="dxa" w:w="1247"/>
+          </w:tcPr>
+          <w:p>
+            <w:r>
+              <w:rPr>
+                <w:b/>
+                <w:i w:val="0"/>
+                <w:sz w:val="16"/>
+              </w:rPr>
+              <w:t>S20</w:t>
+              <w:br/>
+            </w:r>
+            <w:r>
+              <w:rPr>
+                <w:b w:val="0"/>
+                <w:i w:val="0"/>
+                <w:color w:val="64748B"/>
+                <w:sz w:val="14"/>
+              </w:rPr>
+              <w:t>Gouvernance / autres</w:t>
+            </w:r>
+          </w:p>
+        </w:tc>
+        <w:tc>
+          <w:tcPr>
+            <w:tcW w:type="dxa" w:w="1531"/>
+          </w:tcPr>
+          <w:p>
+            <w:r>
+              <w:rPr>
+                <w:b/>
+                <w:i w:val="0"/>
+                <w:color w:val="16A34A"/>
+                <w:sz w:val="16"/>
+              </w:rPr>
+              <w:t>—</w:t>
+            </w:r>
+          </w:p>
+        </w:tc>
+        <w:tc>
+          <w:tcPr>
+            <w:tcW w:type="dxa" w:w="1191"/>
+          </w:tcPr>
+          <w:p>
+            <w:r>
+              <w:rPr>
+                <w:b w:val="0"/>
+                <w:i w:val="0"/>
+                <w:color w:val="64748B"/>
+                <w:sz w:val="16"/>
+              </w:rPr>
+              <w:t>GT-CQ</w:t>
+            </w:r>
+          </w:p>
+        </w:tc>
+        <w:tc>
+          <w:tcPr>
+            <w:tcW w:type="dxa" w:w="4706"/>
+          </w:tcPr>
+          <w:p>
+            <w:r>
+              <w:rPr>
+                <w:b w:val="0"/>
+                <w:i w:val="0"/>
+                <w:sz w:val="17"/>
+              </w:rPr>
+              <w:t>Incohérence détectée ! Le ménage a précédemment déclaré vivre « Bien » ou « Assez bien » selon son revenu en 20A.02.</w:t>
+            </w:r>
+          </w:p>
+        </w:tc>
+      </w:tr>
+      <w:tr>
+        <w:tc>
+          <w:tcPr>
+            <w:tcW w:type="dxa" w:w="964"/>
+          </w:tcPr>
+          <w:p>
+            <w:r>
+              <w:rPr>
+                <w:b/>
+                <w:i w:val="0"/>
+                <w:color w:val="EA580C"/>
+                <w:sz w:val="16"/>
+              </w:rPr>
+              <w:t>Moyenne</w:t>
+            </w:r>
+          </w:p>
+        </w:tc>
+        <w:tc>
+          <w:tcPr>
+            <w:tcW w:type="dxa" w:w="1247"/>
+          </w:tcPr>
+          <w:p>
+            <w:r>
+              <w:rPr>
+                <w:b/>
+                <w:i w:val="0"/>
+                <w:sz w:val="16"/>
+              </w:rPr>
+              <w:t>S00</w:t>
+              <w:br/>
+            </w:r>
+            <w:r>
+              <w:rPr>
+                <w:b w:val="0"/>
+                <w:i w:val="0"/>
+                <w:color w:val="64748B"/>
+                <w:sz w:val="14"/>
+              </w:rPr>
+              <w:t>Identification</w:t>
+            </w:r>
+          </w:p>
+        </w:tc>
+        <w:tc>
+          <w:tcPr>
+            <w:tcW w:type="dxa" w:w="1531"/>
+          </w:tcPr>
+          <w:p>
+            <w:r>
+              <w:rPr>
+                <w:b/>
+                <w:i w:val="0"/>
+                <w:color w:val="16A34A"/>
+                <w:sz w:val="16"/>
+              </w:rPr>
+              <w:t>s00q27</w:t>
+            </w:r>
+          </w:p>
+        </w:tc>
+        <w:tc>
+          <w:tcPr>
+            <w:tcW w:type="dxa" w:w="1191"/>
+          </w:tcPr>
+          <w:p>
+            <w:r>
+              <w:rPr>
+                <w:b w:val="0"/>
+                <w:i w:val="0"/>
+                <w:color w:val="64748B"/>
+                <w:sz w:val="16"/>
+              </w:rPr>
+              <w:t>GT-CQ</w:t>
+            </w:r>
+          </w:p>
+        </w:tc>
+        <w:tc>
+          <w:tcPr>
+            <w:tcW w:type="dxa" w:w="4706"/>
+          </w:tcPr>
+          <w:p>
+            <w:r>
+              <w:rPr>
+                <w:b w:val="0"/>
+                <w:i w:val="0"/>
+                <w:sz w:val="17"/>
+              </w:rPr>
+              <w:t>Vous avez declaré que le questionnaire est complètement fini mais le questionnaire est en statut partiel, prière de mettre le questionnaire en statut complet s'il est fini.</w:t>
+            </w:r>
+          </w:p>
+        </w:tc>
+      </w:tr>
+      <w:tr>
+        <w:tc>
+          <w:tcPr>
+            <w:tcW w:type="dxa" w:w="964"/>
+          </w:tcPr>
+          <w:p>
+            <w:r>
+              <w:rPr>
+                <w:b/>
+                <w:i w:val="0"/>
+                <w:color w:val="EA580C"/>
+                <w:sz w:val="16"/>
+              </w:rPr>
+              <w:t>Moyenne</w:t>
+            </w:r>
+          </w:p>
+        </w:tc>
+        <w:tc>
+          <w:tcPr>
+            <w:tcW w:type="dxa" w:w="1247"/>
+          </w:tcPr>
+          <w:p>
+            <w:r>
+              <w:rPr>
+                <w:b/>
+                <w:i w:val="0"/>
+                <w:sz w:val="16"/>
+              </w:rPr>
+              <w:t>S00</w:t>
+              <w:br/>
+            </w:r>
+            <w:r>
+              <w:rPr>
+                <w:b w:val="0"/>
+                <w:i w:val="0"/>
+                <w:color w:val="64748B"/>
+                <w:sz w:val="14"/>
+              </w:rPr>
+              <w:t>Identification</w:t>
+            </w:r>
+          </w:p>
+        </w:tc>
+        <w:tc>
+          <w:tcPr>
+            <w:tcW w:type="dxa" w:w="1531"/>
+          </w:tcPr>
+          <w:p>
+            <w:r>
+              <w:rPr>
+                <w:b/>
+                <w:i w:val="0"/>
+                <w:color w:val="16A34A"/>
+                <w:sz w:val="16"/>
+              </w:rPr>
+              <w:t>—</w:t>
+            </w:r>
+          </w:p>
+        </w:tc>
+        <w:tc>
+          <w:tcPr>
+            <w:tcW w:type="dxa" w:w="1191"/>
+          </w:tcPr>
+          <w:p>
+            <w:r>
+              <w:rPr>
+                <w:b w:val="0"/>
+                <w:i w:val="0"/>
+                <w:color w:val="64748B"/>
+                <w:sz w:val="16"/>
+              </w:rPr>
+              <w:t>GT-CQ</w:t>
+            </w:r>
+          </w:p>
+        </w:tc>
+        <w:tc>
+          <w:tcPr>
+            <w:tcW w:type="dxa" w:w="4706"/>
+          </w:tcPr>
+          <w:p>
+            <w:r>
+              <w:rPr>
+                <w:b w:val="0"/>
+                <w:i w:val="0"/>
+                <w:sz w:val="17"/>
+              </w:rPr>
+              <w:t>L'adresse ou la localisation du ménage doit être bien renseignée, ne doit pas contenir des numéros de téléphone et elle semble courte pour être une adresse.</w:t>
+            </w:r>
+          </w:p>
+        </w:tc>
+      </w:tr>
+      <w:tr>
+        <w:tc>
+          <w:tcPr>
+            <w:tcW w:type="dxa" w:w="964"/>
+          </w:tcPr>
+          <w:p>
+            <w:r>
+              <w:rPr>
+                <w:b/>
+                <w:i w:val="0"/>
+                <w:color w:val="EA580C"/>
+                <w:sz w:val="16"/>
+              </w:rPr>
+              <w:t>Moyenne</w:t>
+            </w:r>
+          </w:p>
+        </w:tc>
+        <w:tc>
+          <w:tcPr>
+            <w:tcW w:type="dxa" w:w="1247"/>
+          </w:tcPr>
+          <w:p>
+            <w:r>
+              <w:rPr>
+                <w:b/>
+                <w:i w:val="0"/>
+                <w:sz w:val="16"/>
+              </w:rPr>
+              <w:t>S00</w:t>
+              <w:br/>
+            </w:r>
+            <w:r>
+              <w:rPr>
+                <w:b w:val="0"/>
+                <w:i w:val="0"/>
+                <w:color w:val="64748B"/>
+                <w:sz w:val="14"/>
+              </w:rPr>
+              <w:t>Identification</w:t>
+            </w:r>
+          </w:p>
+        </w:tc>
+        <w:tc>
+          <w:tcPr>
+            <w:tcW w:type="dxa" w:w="1531"/>
+          </w:tcPr>
+          <w:p>
+            <w:r>
+              <w:rPr>
+                <w:b/>
+                <w:i w:val="0"/>
+                <w:color w:val="16A34A"/>
+                <w:sz w:val="16"/>
+              </w:rPr>
+              <w:t>—</w:t>
+            </w:r>
+          </w:p>
+        </w:tc>
+        <w:tc>
+          <w:tcPr>
+            <w:tcW w:type="dxa" w:w="1191"/>
+          </w:tcPr>
+          <w:p>
+            <w:r>
+              <w:rPr>
+                <w:b w:val="0"/>
+                <w:i w:val="0"/>
+                <w:color w:val="64748B"/>
+                <w:sz w:val="16"/>
+              </w:rPr>
+              <w:t>GT-CQ</w:t>
+            </w:r>
+          </w:p>
+        </w:tc>
+        <w:tc>
+          <w:tcPr>
+            <w:tcW w:type="dxa" w:w="4706"/>
+          </w:tcPr>
+          <w:p>
+            <w:r>
+              <w:rPr>
+                <w:b w:val="0"/>
+                <w:i w:val="0"/>
+                <w:sz w:val="17"/>
+              </w:rPr>
+              <w:t>Prière de renseigner la bonne adresse.</w:t>
+            </w:r>
+          </w:p>
+        </w:tc>
+      </w:tr>
+      <w:tr>
+        <w:tc>
+          <w:tcPr>
+            <w:tcW w:type="dxa" w:w="964"/>
+          </w:tcPr>
+          <w:p>
+            <w:r>
+              <w:rPr>
+                <w:b/>
+                <w:i w:val="0"/>
+                <w:color w:val="EA580C"/>
+                <w:sz w:val="16"/>
+              </w:rPr>
+              <w:t>Moyenne</w:t>
+            </w:r>
+          </w:p>
+        </w:tc>
+        <w:tc>
+          <w:tcPr>
+            <w:tcW w:type="dxa" w:w="1247"/>
+          </w:tcPr>
+          <w:p>
+            <w:r>
+              <w:rPr>
+                <w:b/>
+                <w:i w:val="0"/>
+                <w:sz w:val="16"/>
+              </w:rPr>
+              <w:t>S01</w:t>
+              <w:br/>
+            </w:r>
+            <w:r>
+              <w:rPr>
+                <w:b w:val="0"/>
+                <w:i w:val="0"/>
+                <w:color w:val="64748B"/>
+                <w:sz w:val="14"/>
+              </w:rPr>
+              <w:t>Démographie</w:t>
+            </w:r>
+          </w:p>
+        </w:tc>
+        <w:tc>
+          <w:tcPr>
+            <w:tcW w:type="dxa" w:w="1531"/>
+          </w:tcPr>
+          <w:p>
+            <w:r>
+              <w:rPr>
+                <w:b/>
+                <w:i w:val="0"/>
+                <w:color w:val="16A34A"/>
+                <w:sz w:val="16"/>
+              </w:rPr>
+              <w:t>—</w:t>
+            </w:r>
+          </w:p>
+        </w:tc>
+        <w:tc>
+          <w:tcPr>
+            <w:tcW w:type="dxa" w:w="1191"/>
+          </w:tcPr>
+          <w:p>
+            <w:r>
+              <w:rPr>
+                <w:b w:val="0"/>
+                <w:i w:val="0"/>
+                <w:color w:val="64748B"/>
+                <w:sz w:val="16"/>
+              </w:rPr>
+              <w:t>GT-CQ</w:t>
+            </w:r>
+          </w:p>
+        </w:tc>
+        <w:tc>
+          <w:tcPr>
+            <w:tcW w:type="dxa" w:w="4706"/>
+          </w:tcPr>
+          <w:p>
+            <w:r>
+              <w:rPr>
+                <w:b w:val="0"/>
+                <w:i w:val="0"/>
+                <w:sz w:val="17"/>
+              </w:rPr>
+              <w:t>Dans le cas contraire rassurez vous que c'est bien son fils/fille biologique.</w:t>
+            </w:r>
+          </w:p>
+        </w:tc>
+      </w:tr>
+      <w:tr>
+        <w:tc>
+          <w:tcPr>
+            <w:tcW w:type="dxa" w:w="964"/>
+          </w:tcPr>
+          <w:p>
+            <w:r>
+              <w:rPr>
+                <w:b/>
+                <w:i w:val="0"/>
+                <w:color w:val="EA580C"/>
+                <w:sz w:val="16"/>
+              </w:rPr>
+              <w:t>Moyenne</w:t>
+            </w:r>
+          </w:p>
+        </w:tc>
+        <w:tc>
+          <w:tcPr>
+            <w:tcW w:type="dxa" w:w="1247"/>
+          </w:tcPr>
+          <w:p>
+            <w:r>
+              <w:rPr>
+                <w:b/>
+                <w:i w:val="0"/>
+                <w:sz w:val="16"/>
+              </w:rPr>
+              <w:t>S01</w:t>
+              <w:br/>
+            </w:r>
+            <w:r>
+              <w:rPr>
+                <w:b w:val="0"/>
+                <w:i w:val="0"/>
+                <w:color w:val="64748B"/>
+                <w:sz w:val="14"/>
+              </w:rPr>
+              <w:t>Démographie</w:t>
+            </w:r>
+          </w:p>
+        </w:tc>
+        <w:tc>
+          <w:tcPr>
+            <w:tcW w:type="dxa" w:w="1531"/>
+          </w:tcPr>
+          <w:p>
+            <w:r>
+              <w:rPr>
+                <w:b/>
+                <w:i w:val="0"/>
+                <w:color w:val="16A34A"/>
+                <w:sz w:val="16"/>
+              </w:rPr>
+              <w:t>s01q41, s01q00b</w:t>
+            </w:r>
+          </w:p>
+        </w:tc>
+        <w:tc>
+          <w:tcPr>
+            <w:tcW w:type="dxa" w:w="1191"/>
+          </w:tcPr>
+          <w:p>
+            <w:r>
+              <w:rPr>
+                <w:b w:val="0"/>
+                <w:i w:val="0"/>
+                <w:color w:val="64748B"/>
+                <w:sz w:val="16"/>
+              </w:rPr>
+              <w:t>GT-CQ</w:t>
+            </w:r>
+          </w:p>
+        </w:tc>
+        <w:tc>
+          <w:tcPr>
+            <w:tcW w:type="dxa" w:w="4706"/>
+          </w:tcPr>
+          <w:p>
+            <w:r>
+              <w:rPr>
+                <w:b w:val="0"/>
+                <w:i w:val="0"/>
+                <w:sz w:val="17"/>
+              </w:rPr>
+              <w:t>Le montant dépensé ou reçu en cadeau pour les cartes prépayées, les transferts de crédit et les abonnements de  BABACAR YAMA KA semble élevé ou faible , prière de corriger ou de confirmer l'information avec le QG.</w:t>
+            </w:r>
+          </w:p>
+        </w:tc>
+      </w:tr>
+      <w:tr>
+        <w:tc>
+          <w:tcPr>
+            <w:tcW w:type="dxa" w:w="964"/>
+          </w:tcPr>
+          <w:p>
+            <w:r>
+              <w:rPr>
+                <w:b/>
+                <w:i w:val="0"/>
+                <w:color w:val="EA580C"/>
+                <w:sz w:val="16"/>
+              </w:rPr>
+              <w:t>Moyenne</w:t>
+            </w:r>
+          </w:p>
+        </w:tc>
+        <w:tc>
+          <w:tcPr>
+            <w:tcW w:type="dxa" w:w="1247"/>
+          </w:tcPr>
+          <w:p>
+            <w:r>
+              <w:rPr>
+                <w:b/>
+                <w:i w:val="0"/>
+                <w:sz w:val="16"/>
+              </w:rPr>
+              <w:t>S01</w:t>
+              <w:br/>
+            </w:r>
+            <w:r>
+              <w:rPr>
+                <w:b w:val="0"/>
+                <w:i w:val="0"/>
+                <w:color w:val="64748B"/>
+                <w:sz w:val="14"/>
+              </w:rPr>
+              <w:t>Démographie</w:t>
+            </w:r>
+          </w:p>
+        </w:tc>
+        <w:tc>
+          <w:tcPr>
+            <w:tcW w:type="dxa" w:w="1531"/>
+          </w:tcPr>
+          <w:p>
+            <w:r>
+              <w:rPr>
+                <w:b/>
+                <w:i w:val="0"/>
+                <w:color w:val="16A34A"/>
+                <w:sz w:val="16"/>
+              </w:rPr>
+              <w:t>s01q41a, s01q00b</w:t>
+            </w:r>
+          </w:p>
+        </w:tc>
+        <w:tc>
+          <w:tcPr>
+            <w:tcW w:type="dxa" w:w="1191"/>
+          </w:tcPr>
+          <w:p>
+            <w:r>
+              <w:rPr>
+                <w:b w:val="0"/>
+                <w:i w:val="0"/>
+                <w:color w:val="64748B"/>
+                <w:sz w:val="16"/>
+              </w:rPr>
+              <w:t>GT-CQ</w:t>
+            </w:r>
+          </w:p>
+        </w:tc>
+        <w:tc>
+          <w:tcPr>
+            <w:tcW w:type="dxa" w:w="4706"/>
+          </w:tcPr>
+          <w:p>
+            <w:r>
+              <w:rPr>
+                <w:b w:val="0"/>
+                <w:i w:val="0"/>
+                <w:sz w:val="17"/>
+              </w:rPr>
+              <w:t>Le montant dépensé ou reçu en cadeau pour les recharges internet ou de forfaits de données mobiles(hors appels vocaux), aucours des 30 derniers jours de BABACAR YAMA KA semble élevé ou faible, prière de corriger ou de confirmer l'information avec le QG.</w:t>
+            </w:r>
+          </w:p>
+        </w:tc>
+      </w:tr>
+      <w:tr>
+        <w:tc>
+          <w:tcPr>
+            <w:tcW w:type="dxa" w:w="964"/>
+          </w:tcPr>
+          <w:p>
+            <w:r>
+              <w:rPr>
+                <w:b/>
+                <w:i w:val="0"/>
+                <w:color w:val="EA580C"/>
+                <w:sz w:val="16"/>
+              </w:rPr>
+              <w:t>Moyenne</w:t>
+            </w:r>
+          </w:p>
+        </w:tc>
+        <w:tc>
+          <w:tcPr>
+            <w:tcW w:type="dxa" w:w="1247"/>
+          </w:tcPr>
+          <w:p>
+            <w:r>
+              <w:rPr>
+                <w:b/>
+                <w:i w:val="0"/>
+                <w:sz w:val="16"/>
+              </w:rPr>
+              <w:t>S01</w:t>
+              <w:br/>
+            </w:r>
+            <w:r>
+              <w:rPr>
+                <w:b w:val="0"/>
+                <w:i w:val="0"/>
+                <w:color w:val="64748B"/>
+                <w:sz w:val="14"/>
+              </w:rPr>
+              <w:t>Démographie</w:t>
+            </w:r>
+          </w:p>
+        </w:tc>
+        <w:tc>
+          <w:tcPr>
+            <w:tcW w:type="dxa" w:w="1531"/>
+          </w:tcPr>
+          <w:p>
+            <w:r>
+              <w:rPr>
+                <w:b/>
+                <w:i w:val="0"/>
+                <w:color w:val="16A34A"/>
+                <w:sz w:val="16"/>
+              </w:rPr>
+              <w:t>—</w:t>
+            </w:r>
+          </w:p>
+        </w:tc>
+        <w:tc>
+          <w:tcPr>
+            <w:tcW w:type="dxa" w:w="1191"/>
+          </w:tcPr>
+          <w:p>
+            <w:r>
+              <w:rPr>
+                <w:b w:val="0"/>
+                <w:i w:val="0"/>
+                <w:color w:val="64748B"/>
+                <w:sz w:val="16"/>
+              </w:rPr>
+              <w:t>GT-CQ</w:t>
+            </w:r>
+          </w:p>
+        </w:tc>
+        <w:tc>
+          <w:tcPr>
+            <w:tcW w:type="dxa" w:w="4706"/>
+          </w:tcPr>
+          <w:p>
+            <w:r>
+              <w:rPr>
+                <w:b w:val="0"/>
+                <w:i w:val="0"/>
+                <w:sz w:val="17"/>
+              </w:rPr>
+              <w:t>Attention ! Le montant (22500 Fcfa) dépensé ou reçu en cadeau pour les cartes prépayées, les transferts de crédit et les abonnements de  BABACAR YAMA KA est relativement élevé par rapport aux autres montants depansés observés dans cette zone.</w:t>
+            </w:r>
+          </w:p>
+        </w:tc>
+      </w:tr>
+      <w:tr>
+        <w:tc>
+          <w:tcPr>
+            <w:tcW w:type="dxa" w:w="964"/>
+          </w:tcPr>
+          <w:p>
+            <w:r>
+              <w:rPr>
+                <w:b/>
+                <w:i w:val="0"/>
+                <w:color w:val="EA580C"/>
+                <w:sz w:val="16"/>
+              </w:rPr>
+              <w:t>Moyenne</w:t>
+            </w:r>
+          </w:p>
+        </w:tc>
+        <w:tc>
+          <w:tcPr>
+            <w:tcW w:type="dxa" w:w="1247"/>
+          </w:tcPr>
+          <w:p>
+            <w:r>
+              <w:rPr>
+                <w:b/>
+                <w:i w:val="0"/>
+                <w:sz w:val="16"/>
+              </w:rPr>
+              <w:t>S01</w:t>
+              <w:br/>
+            </w:r>
+            <w:r>
+              <w:rPr>
+                <w:b w:val="0"/>
+                <w:i w:val="0"/>
+                <w:color w:val="64748B"/>
+                <w:sz w:val="14"/>
+              </w:rPr>
+              <w:t>Démographie</w:t>
+            </w:r>
+          </w:p>
+        </w:tc>
+        <w:tc>
+          <w:tcPr>
+            <w:tcW w:type="dxa" w:w="1531"/>
+          </w:tcPr>
+          <w:p>
+            <w:r>
+              <w:rPr>
+                <w:b/>
+                <w:i w:val="0"/>
+                <w:color w:val="16A34A"/>
+                <w:sz w:val="16"/>
+              </w:rPr>
+              <w:t>—</w:t>
+            </w:r>
+          </w:p>
+        </w:tc>
+        <w:tc>
+          <w:tcPr>
+            <w:tcW w:type="dxa" w:w="1191"/>
+          </w:tcPr>
+          <w:p>
+            <w:r>
+              <w:rPr>
+                <w:b w:val="0"/>
+                <w:i w:val="0"/>
+                <w:color w:val="64748B"/>
+                <w:sz w:val="16"/>
+              </w:rPr>
+              <w:t>GT-CQ</w:t>
+            </w:r>
+          </w:p>
+        </w:tc>
+        <w:tc>
+          <w:tcPr>
+            <w:tcW w:type="dxa" w:w="4706"/>
+          </w:tcPr>
+          <w:p>
+            <w:r>
+              <w:rPr>
+                <w:b w:val="0"/>
+                <w:i w:val="0"/>
+                <w:sz w:val="17"/>
+              </w:rPr>
+              <w:t>Prière de corriger ou de confirmer avec le QG.</w:t>
+            </w:r>
+          </w:p>
+        </w:tc>
+      </w:tr>
+      <w:tr>
+        <w:tc>
+          <w:tcPr>
+            <w:tcW w:type="dxa" w:w="964"/>
+          </w:tcPr>
+          <w:p>
+            <w:r>
+              <w:rPr>
+                <w:b/>
+                <w:i w:val="0"/>
+                <w:color w:val="EA580C"/>
+                <w:sz w:val="16"/>
+              </w:rPr>
+              <w:t>Moyenne</w:t>
+            </w:r>
+          </w:p>
+        </w:tc>
+        <w:tc>
+          <w:tcPr>
+            <w:tcW w:type="dxa" w:w="1247"/>
+          </w:tcPr>
+          <w:p>
+            <w:r>
+              <w:rPr>
+                <w:b/>
+                <w:i w:val="0"/>
+                <w:sz w:val="16"/>
+              </w:rPr>
+              <w:t>S01</w:t>
+              <w:br/>
+            </w:r>
+            <w:r>
+              <w:rPr>
+                <w:b w:val="0"/>
+                <w:i w:val="0"/>
+                <w:color w:val="64748B"/>
+                <w:sz w:val="14"/>
+              </w:rPr>
+              <w:t>Démographie</w:t>
+            </w:r>
+          </w:p>
+        </w:tc>
+        <w:tc>
+          <w:tcPr>
+            <w:tcW w:type="dxa" w:w="1531"/>
+          </w:tcPr>
+          <w:p>
+            <w:r>
+              <w:rPr>
+                <w:b/>
+                <w:i w:val="0"/>
+                <w:color w:val="16A34A"/>
+                <w:sz w:val="16"/>
+              </w:rPr>
+              <w:t>s01q41a, s01q00b</w:t>
+            </w:r>
+          </w:p>
+        </w:tc>
+        <w:tc>
+          <w:tcPr>
+            <w:tcW w:type="dxa" w:w="1191"/>
+          </w:tcPr>
+          <w:p>
+            <w:r>
+              <w:rPr>
+                <w:b w:val="0"/>
+                <w:i w:val="0"/>
+                <w:color w:val="64748B"/>
+                <w:sz w:val="16"/>
+              </w:rPr>
+              <w:t>GT-CQ</w:t>
+            </w:r>
+          </w:p>
+        </w:tc>
+        <w:tc>
+          <w:tcPr>
+            <w:tcW w:type="dxa" w:w="4706"/>
+          </w:tcPr>
+          <w:p>
+            <w:r>
+              <w:rPr>
+                <w:b w:val="0"/>
+                <w:i w:val="0"/>
+                <w:sz w:val="17"/>
+              </w:rPr>
+              <w:t>Attention ! Le montant (22500 Fcfa) dépensé ou reçu en cadeau pour les recharges internet ou de forfaits de données mobiles(hors appels vocaux), aucours des 30 derniers jours de  BABACAR YAMA KA est relativement élevé par rapport aux autres montants depansés observés dans cette zone.</w:t>
+            </w:r>
+          </w:p>
+        </w:tc>
+      </w:tr>
+      <w:tr>
+        <w:tc>
+          <w:tcPr>
+            <w:tcW w:type="dxa" w:w="964"/>
+          </w:tcPr>
+          <w:p>
+            <w:r>
+              <w:rPr>
+                <w:b/>
+                <w:i w:val="0"/>
+                <w:color w:val="EA580C"/>
+                <w:sz w:val="16"/>
+              </w:rPr>
+              <w:t>Moyenne</w:t>
+            </w:r>
+          </w:p>
+        </w:tc>
+        <w:tc>
+          <w:tcPr>
+            <w:tcW w:type="dxa" w:w="1247"/>
+          </w:tcPr>
+          <w:p>
+            <w:r>
+              <w:rPr>
+                <w:b/>
+                <w:i w:val="0"/>
+                <w:sz w:val="16"/>
+              </w:rPr>
+              <w:t>S01</w:t>
+              <w:br/>
+            </w:r>
+            <w:r>
+              <w:rPr>
+                <w:b w:val="0"/>
+                <w:i w:val="0"/>
+                <w:color w:val="64748B"/>
+                <w:sz w:val="14"/>
+              </w:rPr>
+              <w:t>Démographie</w:t>
+            </w:r>
+          </w:p>
+        </w:tc>
+        <w:tc>
+          <w:tcPr>
+            <w:tcW w:type="dxa" w:w="1531"/>
+          </w:tcPr>
+          <w:p>
+            <w:r>
+              <w:rPr>
+                <w:b/>
+                <w:i w:val="0"/>
+                <w:color w:val="16A34A"/>
+                <w:sz w:val="16"/>
+              </w:rPr>
+              <w:t>s01q00</w:t>
+            </w:r>
+          </w:p>
+        </w:tc>
+        <w:tc>
+          <w:tcPr>
+            <w:tcW w:type="dxa" w:w="1191"/>
+          </w:tcPr>
+          <w:p>
+            <w:r>
+              <w:rPr>
+                <w:b w:val="0"/>
+                <w:i w:val="0"/>
+                <w:color w:val="64748B"/>
+                <w:sz w:val="16"/>
+              </w:rPr>
+              <w:t>GT-CQ</w:t>
+            </w:r>
+          </w:p>
+        </w:tc>
+        <w:tc>
+          <w:tcPr>
+            <w:tcW w:type="dxa" w:w="4706"/>
+          </w:tcPr>
+          <w:p>
+            <w:r>
+              <w:rPr>
+                <w:b w:val="0"/>
+                <w:i w:val="0"/>
+                <w:sz w:val="17"/>
+              </w:rPr>
+              <w:t>Attention ! Vous avez déclaré en s01q00 que le répondant est la personne elle-même, or ARAME KA est trop jeune (1 ans) pour fournir des informations correctes.</w:t>
+            </w:r>
+          </w:p>
+        </w:tc>
+      </w:tr>
+      <w:tr>
+        <w:tc>
+          <w:tcPr>
+            <w:tcW w:type="dxa" w:w="964"/>
+          </w:tcPr>
+          <w:p>
+            <w:r>
+              <w:rPr>
+                <w:b/>
+                <w:i w:val="0"/>
+                <w:color w:val="EA580C"/>
+                <w:sz w:val="16"/>
+              </w:rPr>
+              <w:t>Moyenne</w:t>
+            </w:r>
+          </w:p>
+        </w:tc>
+        <w:tc>
+          <w:tcPr>
+            <w:tcW w:type="dxa" w:w="1247"/>
+          </w:tcPr>
+          <w:p>
+            <w:r>
+              <w:rPr>
+                <w:b/>
+                <w:i w:val="0"/>
+                <w:sz w:val="16"/>
+              </w:rPr>
+              <w:t>S01</w:t>
+              <w:br/>
+            </w:r>
+            <w:r>
+              <w:rPr>
+                <w:b w:val="0"/>
+                <w:i w:val="0"/>
+                <w:color w:val="64748B"/>
+                <w:sz w:val="14"/>
+              </w:rPr>
+              <w:t>Démographie</w:t>
+            </w:r>
+          </w:p>
+        </w:tc>
+        <w:tc>
+          <w:tcPr>
+            <w:tcW w:type="dxa" w:w="1531"/>
+          </w:tcPr>
+          <w:p>
+            <w:r>
+              <w:rPr>
+                <w:b/>
+                <w:i w:val="0"/>
+                <w:color w:val="16A34A"/>
+                <w:sz w:val="16"/>
+              </w:rPr>
+              <w:t>—</w:t>
+            </w:r>
+          </w:p>
+        </w:tc>
+        <w:tc>
+          <w:tcPr>
+            <w:tcW w:type="dxa" w:w="1191"/>
+          </w:tcPr>
+          <w:p>
+            <w:r>
+              <w:rPr>
+                <w:b w:val="0"/>
+                <w:i w:val="0"/>
+                <w:color w:val="64748B"/>
+                <w:sz w:val="16"/>
+              </w:rPr>
+              <w:t>GT-CQ</w:t>
+            </w:r>
+          </w:p>
+        </w:tc>
+        <w:tc>
+          <w:tcPr>
+            <w:tcW w:type="dxa" w:w="4706"/>
+          </w:tcPr>
+          <w:p>
+            <w:r>
+              <w:rPr>
+                <w:b w:val="0"/>
+                <w:i w:val="0"/>
+                <w:sz w:val="17"/>
+              </w:rPr>
+              <w:t>Prière de refaire la section 1 pour ARAME KA en demandant à un adulte de répondre aux questions à sa place.</w:t>
+            </w:r>
+          </w:p>
+        </w:tc>
+      </w:tr>
+      <w:tr>
+        <w:tc>
+          <w:tcPr>
+            <w:tcW w:type="dxa" w:w="964"/>
+          </w:tcPr>
+          <w:p>
+            <w:r>
+              <w:rPr>
+                <w:b/>
+                <w:i w:val="0"/>
+                <w:color w:val="EA580C"/>
+                <w:sz w:val="16"/>
+              </w:rPr>
+              <w:t>Moyenne</w:t>
+            </w:r>
+          </w:p>
+        </w:tc>
+        <w:tc>
+          <w:tcPr>
+            <w:tcW w:type="dxa" w:w="1247"/>
+          </w:tcPr>
+          <w:p>
+            <w:r>
+              <w:rPr>
+                <w:b/>
+                <w:i w:val="0"/>
+                <w:sz w:val="16"/>
+              </w:rPr>
+              <w:t>S01</w:t>
+              <w:br/>
+            </w:r>
+            <w:r>
+              <w:rPr>
+                <w:b w:val="0"/>
+                <w:i w:val="0"/>
+                <w:color w:val="64748B"/>
+                <w:sz w:val="14"/>
+              </w:rPr>
+              <w:t>Démographie</w:t>
+            </w:r>
+          </w:p>
+        </w:tc>
+        <w:tc>
+          <w:tcPr>
+            <w:tcW w:type="dxa" w:w="1531"/>
+          </w:tcPr>
+          <w:p>
+            <w:r>
+              <w:rPr>
+                <w:b/>
+                <w:i w:val="0"/>
+                <w:color w:val="16A34A"/>
+                <w:sz w:val="16"/>
+              </w:rPr>
+              <w:t>—</w:t>
+            </w:r>
+          </w:p>
+        </w:tc>
+        <w:tc>
+          <w:tcPr>
+            <w:tcW w:type="dxa" w:w="1191"/>
+          </w:tcPr>
+          <w:p>
+            <w:r>
+              <w:rPr>
+                <w:b w:val="0"/>
+                <w:i w:val="0"/>
+                <w:color w:val="64748B"/>
+                <w:sz w:val="16"/>
+              </w:rPr>
+              <w:t>GT-CQ</w:t>
+            </w:r>
+          </w:p>
+        </w:tc>
+        <w:tc>
+          <w:tcPr>
+            <w:tcW w:type="dxa" w:w="4706"/>
+          </w:tcPr>
+          <w:p>
+            <w:r>
+              <w:rPr>
+                <w:b w:val="0"/>
+                <w:i w:val="0"/>
+                <w:sz w:val="17"/>
+              </w:rPr>
+              <w:t>Prière de verifier l'information donnée par ARAME KA ou corriger au niveau de la section 1.</w:t>
+            </w:r>
+          </w:p>
+        </w:tc>
+      </w:tr>
+      <w:tr>
+        <w:tc>
+          <w:tcPr>
+            <w:tcW w:type="dxa" w:w="964"/>
+          </w:tcPr>
+          <w:p>
+            <w:r>
+              <w:rPr>
+                <w:b/>
+                <w:i w:val="0"/>
+                <w:color w:val="EA580C"/>
+                <w:sz w:val="16"/>
+              </w:rPr>
+              <w:t>Moyenne</w:t>
+            </w:r>
+          </w:p>
+        </w:tc>
+        <w:tc>
+          <w:tcPr>
+            <w:tcW w:type="dxa" w:w="1247"/>
+          </w:tcPr>
+          <w:p>
+            <w:r>
+              <w:rPr>
+                <w:b/>
+                <w:i w:val="0"/>
+                <w:sz w:val="16"/>
+              </w:rPr>
+              <w:t>S01</w:t>
+              <w:br/>
+            </w:r>
+            <w:r>
+              <w:rPr>
+                <w:b w:val="0"/>
+                <w:i w:val="0"/>
+                <w:color w:val="64748B"/>
+                <w:sz w:val="14"/>
+              </w:rPr>
+              <w:t>Démographie</w:t>
+            </w:r>
+          </w:p>
+        </w:tc>
+        <w:tc>
+          <w:tcPr>
+            <w:tcW w:type="dxa" w:w="1531"/>
+          </w:tcPr>
+          <w:p>
+            <w:r>
+              <w:rPr>
+                <w:b/>
+                <w:i w:val="0"/>
+                <w:color w:val="16A34A"/>
+                <w:sz w:val="16"/>
+              </w:rPr>
+              <w:t>s01q00</w:t>
+            </w:r>
+          </w:p>
+        </w:tc>
+        <w:tc>
+          <w:tcPr>
+            <w:tcW w:type="dxa" w:w="1191"/>
+          </w:tcPr>
+          <w:p>
+            <w:r>
+              <w:rPr>
+                <w:b w:val="0"/>
+                <w:i w:val="0"/>
+                <w:color w:val="64748B"/>
+                <w:sz w:val="16"/>
+              </w:rPr>
+              <w:t>GT-CQ</w:t>
+            </w:r>
+          </w:p>
+        </w:tc>
+        <w:tc>
+          <w:tcPr>
+            <w:tcW w:type="dxa" w:w="4706"/>
+          </w:tcPr>
+          <w:p>
+            <w:r>
+              <w:rPr>
+                <w:b w:val="0"/>
+                <w:i w:val="0"/>
+                <w:sz w:val="17"/>
+              </w:rPr>
+              <w:t>Attention ! Vous avez déclaré en s01q00 que le répondant est la personne elle-même, or KHADY DIAGNE  KA est trop jeune (6 ans) pour fournir des informations correctes.</w:t>
+            </w:r>
+          </w:p>
+        </w:tc>
+      </w:tr>
+      <w:tr>
+        <w:tc>
+          <w:tcPr>
+            <w:tcW w:type="dxa" w:w="964"/>
+          </w:tcPr>
+          <w:p>
+            <w:r>
+              <w:rPr>
+                <w:b/>
+                <w:i w:val="0"/>
+                <w:color w:val="EA580C"/>
+                <w:sz w:val="16"/>
+              </w:rPr>
+              <w:t>Moyenne</w:t>
+            </w:r>
+          </w:p>
+        </w:tc>
+        <w:tc>
+          <w:tcPr>
+            <w:tcW w:type="dxa" w:w="1247"/>
+          </w:tcPr>
+          <w:p>
+            <w:r>
+              <w:rPr>
+                <w:b/>
+                <w:i w:val="0"/>
+                <w:sz w:val="16"/>
+              </w:rPr>
+              <w:t>S01</w:t>
+              <w:br/>
+            </w:r>
+            <w:r>
+              <w:rPr>
+                <w:b w:val="0"/>
+                <w:i w:val="0"/>
+                <w:color w:val="64748B"/>
+                <w:sz w:val="14"/>
+              </w:rPr>
+              <w:t>Démographie</w:t>
+            </w:r>
+          </w:p>
+        </w:tc>
+        <w:tc>
+          <w:tcPr>
+            <w:tcW w:type="dxa" w:w="1531"/>
+          </w:tcPr>
+          <w:p>
+            <w:r>
+              <w:rPr>
+                <w:b/>
+                <w:i w:val="0"/>
+                <w:color w:val="16A34A"/>
+                <w:sz w:val="16"/>
+              </w:rPr>
+              <w:t>—</w:t>
+            </w:r>
+          </w:p>
+        </w:tc>
+        <w:tc>
+          <w:tcPr>
+            <w:tcW w:type="dxa" w:w="1191"/>
+          </w:tcPr>
+          <w:p>
+            <w:r>
+              <w:rPr>
+                <w:b w:val="0"/>
+                <w:i w:val="0"/>
+                <w:color w:val="64748B"/>
+                <w:sz w:val="16"/>
+              </w:rPr>
+              <w:t>GT-CQ</w:t>
+            </w:r>
+          </w:p>
+        </w:tc>
+        <w:tc>
+          <w:tcPr>
+            <w:tcW w:type="dxa" w:w="4706"/>
+          </w:tcPr>
+          <w:p>
+            <w:r>
+              <w:rPr>
+                <w:b w:val="0"/>
+                <w:i w:val="0"/>
+                <w:sz w:val="17"/>
+              </w:rPr>
+              <w:t>Prière de refaire la section 1 pour KHADY DIAGNE  KA en demandant à un adulte de répondre aux questions à sa place.</w:t>
+            </w:r>
+          </w:p>
+        </w:tc>
+      </w:tr>
+      <w:tr>
+        <w:tc>
+          <w:tcPr>
+            <w:tcW w:type="dxa" w:w="964"/>
+          </w:tcPr>
+          <w:p>
+            <w:r>
+              <w:rPr>
+                <w:b/>
+                <w:i w:val="0"/>
+                <w:color w:val="EA580C"/>
+                <w:sz w:val="16"/>
+              </w:rPr>
+              <w:t>Moyenne</w:t>
+            </w:r>
+          </w:p>
+        </w:tc>
+        <w:tc>
+          <w:tcPr>
+            <w:tcW w:type="dxa" w:w="1247"/>
+          </w:tcPr>
+          <w:p>
+            <w:r>
+              <w:rPr>
+                <w:b/>
+                <w:i w:val="0"/>
+                <w:sz w:val="16"/>
+              </w:rPr>
+              <w:t>S01</w:t>
+              <w:br/>
+            </w:r>
+            <w:r>
+              <w:rPr>
+                <w:b w:val="0"/>
+                <w:i w:val="0"/>
+                <w:color w:val="64748B"/>
+                <w:sz w:val="14"/>
+              </w:rPr>
+              <w:t>Démographie</w:t>
+            </w:r>
+          </w:p>
+        </w:tc>
+        <w:tc>
+          <w:tcPr>
+            <w:tcW w:type="dxa" w:w="1531"/>
+          </w:tcPr>
+          <w:p>
+            <w:r>
+              <w:rPr>
+                <w:b/>
+                <w:i w:val="0"/>
+                <w:color w:val="16A34A"/>
+                <w:sz w:val="16"/>
+              </w:rPr>
+              <w:t>—</w:t>
+            </w:r>
+          </w:p>
+        </w:tc>
+        <w:tc>
+          <w:tcPr>
+            <w:tcW w:type="dxa" w:w="1191"/>
+          </w:tcPr>
+          <w:p>
+            <w:r>
+              <w:rPr>
+                <w:b w:val="0"/>
+                <w:i w:val="0"/>
+                <w:color w:val="64748B"/>
+                <w:sz w:val="16"/>
+              </w:rPr>
+              <w:t>GT-CQ</w:t>
+            </w:r>
+          </w:p>
+        </w:tc>
+        <w:tc>
+          <w:tcPr>
+            <w:tcW w:type="dxa" w:w="4706"/>
+          </w:tcPr>
+          <w:p>
+            <w:r>
+              <w:rPr>
+                <w:b w:val="0"/>
+                <w:i w:val="0"/>
+                <w:sz w:val="17"/>
+              </w:rPr>
+              <w:t>Prière de verifier l'information donnée par BABACAR KA ou corriger au niveau de la section 1.</w:t>
+            </w:r>
+          </w:p>
+        </w:tc>
+      </w:tr>
+      <w:tr>
+        <w:tc>
+          <w:tcPr>
+            <w:tcW w:type="dxa" w:w="964"/>
+          </w:tcPr>
+          <w:p>
+            <w:r>
+              <w:rPr>
+                <w:b/>
+                <w:i w:val="0"/>
+                <w:color w:val="EA580C"/>
+                <w:sz w:val="16"/>
+              </w:rPr>
+              <w:t>Moyenne</w:t>
+            </w:r>
+          </w:p>
+        </w:tc>
+        <w:tc>
+          <w:tcPr>
+            <w:tcW w:type="dxa" w:w="1247"/>
+          </w:tcPr>
+          <w:p>
+            <w:r>
+              <w:rPr>
+                <w:b/>
+                <w:i w:val="0"/>
+                <w:sz w:val="16"/>
+              </w:rPr>
+              <w:t>S01</w:t>
+              <w:br/>
+            </w:r>
+            <w:r>
+              <w:rPr>
+                <w:b w:val="0"/>
+                <w:i w:val="0"/>
+                <w:color w:val="64748B"/>
+                <w:sz w:val="14"/>
+              </w:rPr>
+              <w:t>Démographie</w:t>
+            </w:r>
+          </w:p>
+        </w:tc>
+        <w:tc>
+          <w:tcPr>
+            <w:tcW w:type="dxa" w:w="1531"/>
+          </w:tcPr>
+          <w:p>
+            <w:r>
+              <w:rPr>
+                <w:b/>
+                <w:i w:val="0"/>
+                <w:color w:val="16A34A"/>
+                <w:sz w:val="16"/>
+              </w:rPr>
+              <w:t>—</w:t>
+            </w:r>
+          </w:p>
+        </w:tc>
+        <w:tc>
+          <w:tcPr>
+            <w:tcW w:type="dxa" w:w="1191"/>
+          </w:tcPr>
+          <w:p>
+            <w:r>
+              <w:rPr>
+                <w:b w:val="0"/>
+                <w:i w:val="0"/>
+                <w:color w:val="64748B"/>
+                <w:sz w:val="16"/>
+              </w:rPr>
+              <w:t>GT-CQ</w:t>
+            </w:r>
+          </w:p>
+        </w:tc>
+        <w:tc>
+          <w:tcPr>
+            <w:tcW w:type="dxa" w:w="4706"/>
+          </w:tcPr>
+          <w:p>
+            <w:r>
+              <w:rPr>
+                <w:b w:val="0"/>
+                <w:i w:val="0"/>
+                <w:sz w:val="17"/>
+              </w:rPr>
+              <w:t>Prière de verifier l'information donnée par IBRAHIMA KA ou corriger au niveau de la section 1.</w:t>
+            </w:r>
+          </w:p>
+        </w:tc>
+      </w:tr>
+      <w:tr>
+        <w:tc>
+          <w:tcPr>
+            <w:tcW w:type="dxa" w:w="964"/>
+          </w:tcPr>
+          <w:p>
+            <w:r>
+              <w:rPr>
+                <w:b/>
+                <w:i w:val="0"/>
+                <w:color w:val="EA580C"/>
+                <w:sz w:val="16"/>
+              </w:rPr>
+              <w:t>Moyenne</w:t>
+            </w:r>
+          </w:p>
+        </w:tc>
+        <w:tc>
+          <w:tcPr>
+            <w:tcW w:type="dxa" w:w="1247"/>
+          </w:tcPr>
+          <w:p>
+            <w:r>
+              <w:rPr>
+                <w:b/>
+                <w:i w:val="0"/>
+                <w:sz w:val="16"/>
+              </w:rPr>
               <w:t>S02</w:t>
               <w:br/>
             </w:r>
@@ -2735,7 +4895,7 @@
                 <w:i w:val="0"/>
                 <w:sz w:val="17"/>
               </w:rPr>
-              <w:t>Incohérent!! Le niveau d'instruction déclaré par l'un des enfants (Primaire) au niveau de la section 1 de BABACAR YAMA KA diffère de celui donné par BABACAR YAMA KA lui-même qui affirme ne pas avoir frequenté l'école formelle.</w:t>
+              <w:t>S'il s'agit d'achat de carburant, d'un abonnement ou dépense en &lt;teliman&gt;, d'une dépense en &lt;sotrama&gt; ou en &lt;taxi&gt; afin de se rendre à l'école, prière d'annuler ces dépenses dans cette section et de les renseignées au niveau de la section 9.</w:t>
             </w:r>
           </w:p>
         </w:tc>
@@ -2750,10 +4910,10 @@
               <w:rPr>
                 <w:b/>
                 <w:i w:val="0"/>
-                <w:color w:val="DC2626"/>
-                <w:sz w:val="16"/>
-              </w:rPr>
-              <w:t>Haute</w:t>
+                <w:color w:val="EA580C"/>
+                <w:sz w:val="16"/>
+              </w:rPr>
+              <w:t>Moyenne</w:t>
             </w:r>
           </w:p>
         </w:tc>
@@ -2768,7 +4928,7 @@
                 <w:i w:val="0"/>
                 <w:sz w:val="16"/>
               </w:rPr>
-              <w:t>S07</w:t>
+              <w:t>S02</w:t>
               <w:br/>
             </w:r>
             <w:r>
@@ -2778,7 +4938,7 @@
                 <w:color w:val="64748B"/>
                 <w:sz w:val="14"/>
               </w:rPr>
-              <w:t>Consommation alimentaire</w:t>
+              <w:t>Éducation</w:t>
             </w:r>
           </w:p>
         </w:tc>
@@ -2794,7 +4954,7 @@
                 <w:color w:val="16A34A"/>
                 <w:sz w:val="16"/>
               </w:rPr>
-              <w:t>s00q27, s01q00a, s01q12, s01q13, s02q04, s03q11, s03q12, s01q01</w:t>
+              <w:t>—</w:t>
             </w:r>
           </w:p>
         </w:tc>
@@ -2825,7 +4985,7 @@
                 <w:i w:val="0"/>
                 <w:sz w:val="17"/>
               </w:rPr>
-              <w:t>Avertissement!!! Le ménage a consommé 48 Kg de taille unique de Riz importé brisé  ce qui semble incoherent pour une consommation aucours des 7 derniers jours, prière de verifier et corriger.</w:t>
+              <w:t>Attention ! Le frais de scolarité (6000 Fcfa) de MAREME KA en 2ème année de Secondaire 1 (Moyen) Général est relativement élevé par rapport aux autres frais de scolarités observés dans cette zone.</w:t>
             </w:r>
           </w:p>
         </w:tc>
@@ -2840,10 +5000,10 @@
               <w:rPr>
                 <w:b/>
                 <w:i w:val="0"/>
-                <w:color w:val="DC2626"/>
-                <w:sz w:val="16"/>
-              </w:rPr>
-              <w:t>Haute</w:t>
+                <w:color w:val="EA580C"/>
+                <w:sz w:val="16"/>
+              </w:rPr>
+              <w:t>Moyenne</w:t>
             </w:r>
           </w:p>
         </w:tc>
@@ -2858,7 +5018,7 @@
                 <w:i w:val="0"/>
                 <w:sz w:val="16"/>
               </w:rPr>
-              <w:t>S07</w:t>
+              <w:t>S02</w:t>
               <w:br/>
             </w:r>
             <w:r>
@@ -2868,7 +5028,7 @@
                 <w:color w:val="64748B"/>
                 <w:sz w:val="14"/>
               </w:rPr>
-              <w:t>Consommation alimentaire</w:t>
+              <w:t>Éducation</w:t>
             </w:r>
           </w:p>
         </w:tc>
@@ -2884,7 +5044,7 @@
                 <w:color w:val="16A34A"/>
                 <w:sz w:val="16"/>
               </w:rPr>
-              <w:t>s00q27, s01q00a, s01q12, s01q13, s02q04, s03q11, s03q12, s01q01</w:t>
+              <w:t>—</w:t>
             </w:r>
           </w:p>
         </w:tc>
@@ -2915,7 +5075,7 @@
                 <w:i w:val="0"/>
                 <w:sz w:val="17"/>
               </w:rPr>
-              <w:t>Avertissement!!! Le ménage a consommé 60 Cube de Moyen de Cube alimentaire (Maggi, Jumbo, ) et bouillon en poudre  ce qui semble incoherent pour une consommation aucours des 7 derniers jours, prière de verifier et corriger.</w:t>
+              <w:t>Prière de corriger ou de confirmer avec le QG.</w:t>
             </w:r>
           </w:p>
         </w:tc>
@@ -2930,10 +5090,10 @@
               <w:rPr>
                 <w:b/>
                 <w:i w:val="0"/>
-                <w:color w:val="DC2626"/>
-                <w:sz w:val="16"/>
-              </w:rPr>
-              <w:t>Haute</w:t>
+                <w:color w:val="EA580C"/>
+                <w:sz w:val="16"/>
+              </w:rPr>
+              <w:t>Moyenne</w:t>
             </w:r>
           </w:p>
         </w:tc>
@@ -2948,7 +5108,7 @@
                 <w:i w:val="0"/>
                 <w:sz w:val="16"/>
               </w:rPr>
-              <w:t>S07</w:t>
+              <w:t>S02</w:t>
               <w:br/>
             </w:r>
             <w:r>
@@ -2958,7 +5118,7 @@
                 <w:color w:val="64748B"/>
                 <w:sz w:val="14"/>
               </w:rPr>
-              <w:t>Consommation alimentaire</w:t>
+              <w:t>Éducation</w:t>
             </w:r>
           </w:p>
         </w:tc>
@@ -2974,7 +5134,7 @@
                 <w:color w:val="16A34A"/>
                 <w:sz w:val="16"/>
               </w:rPr>
-              <w:t>s00q27, s01q00a, s01q12, s01q13, s02q04, s03q11, s03q12, s01q01</w:t>
+              <w:t>s01q25, s01q29, s01q30, s04q46, s01q00b</w:t>
             </w:r>
           </w:p>
         </w:tc>
@@ -3005,7 +5165,7 @@
                 <w:i w:val="0"/>
                 <w:sz w:val="17"/>
               </w:rPr>
-              <w:t>Avertissement!!! Le ménage a consommé 70 miche de Petit de Pain traditionnel (tapalapa)  ce qui semble incoherent pour une consommation aucours des 7 derniers jours, prière de verifier et corriger.</w:t>
+              <w:t>Il manque des informations non renseignées de BABACAR KA , prière de renseignés toutes les questions liées à BABACAR KA .</w:t>
             </w:r>
           </w:p>
         </w:tc>
@@ -3020,10 +5180,10 @@
               <w:rPr>
                 <w:b/>
                 <w:i w:val="0"/>
-                <w:color w:val="DC2626"/>
-                <w:sz w:val="16"/>
-              </w:rPr>
-              <w:t>Haute</w:t>
+                <w:color w:val="EA580C"/>
+                <w:sz w:val="16"/>
+              </w:rPr>
+              <w:t>Moyenne</w:t>
             </w:r>
           </w:p>
         </w:tc>
@@ -3038,7 +5198,7 @@
                 <w:i w:val="0"/>
                 <w:sz w:val="16"/>
               </w:rPr>
-              <w:t>S11</w:t>
+              <w:t>S02</w:t>
               <w:br/>
             </w:r>
             <w:r>
@@ -3048,7 +5208,7 @@
                 <w:color w:val="64748B"/>
                 <w:sz w:val="14"/>
               </w:rPr>
-              <w:t>Logement / cadre de vie</w:t>
+              <w:t>Éducation</w:t>
             </w:r>
           </w:p>
         </w:tc>
@@ -3064,7 +5224,7 @@
                 <w:color w:val="16A34A"/>
                 <w:sz w:val="16"/>
               </w:rPr>
-              <w:t>s01q36, s01q38, s04q24, s02q13, s11q35a, s11q35b_code</w:t>
+              <w:t>—</w:t>
             </w:r>
           </w:p>
         </w:tc>
@@ -3095,2977 +5255,7 @@
                 <w:i w:val="0"/>
                 <w:sz w:val="17"/>
               </w:rPr>
-              <w:t>Le montant de la dernière facture d'électricité est de 60000 FCFA Mensuel qui semble incohérent, Prière de vérifier les questions 11.35a et 11.35b auprès du ménage ou confirmer.</w:t>
-            </w:r>
-          </w:p>
-        </w:tc>
-      </w:tr>
-      <w:tr>
-        <w:tc>
-          <w:tcPr>
-            <w:tcW w:type="dxa" w:w="964"/>
-          </w:tcPr>
-          <w:p>
-            <w:r>
-              <w:rPr>
-                <w:b/>
-                <w:i w:val="0"/>
-                <w:color w:val="DC2626"/>
-                <w:sz w:val="16"/>
-              </w:rPr>
-              <w:t>Haute</w:t>
-            </w:r>
-          </w:p>
-        </w:tc>
-        <w:tc>
-          <w:tcPr>
-            <w:tcW w:type="dxa" w:w="1247"/>
-          </w:tcPr>
-          <w:p>
-            <w:r>
-              <w:rPr>
-                <w:b/>
-                <w:i w:val="0"/>
-                <w:sz w:val="16"/>
-              </w:rPr>
-              <w:t>S16</w:t>
-              <w:br/>
-            </w:r>
-            <w:r>
-              <w:rPr>
-                <w:b w:val="0"/>
-                <w:i w:val="0"/>
-                <w:color w:val="64748B"/>
-                <w:sz w:val="14"/>
-              </w:rPr>
-              <w:t>Agriculture</w:t>
-            </w:r>
-          </w:p>
-        </w:tc>
-        <w:tc>
-          <w:tcPr>
-            <w:tcW w:type="dxa" w:w="1531"/>
-          </w:tcPr>
-          <w:p>
-            <w:r>
-              <w:rPr>
-                <w:b/>
-                <w:i w:val="0"/>
-                <w:color w:val="16A34A"/>
-                <w:sz w:val="16"/>
-              </w:rPr>
-              <w:t>s16dq05a, s16dq05c</w:t>
-            </w:r>
-          </w:p>
-        </w:tc>
-        <w:tc>
-          <w:tcPr>
-            <w:tcW w:type="dxa" w:w="1191"/>
-          </w:tcPr>
-          <w:p>
-            <w:r>
-              <w:rPr>
-                <w:b w:val="0"/>
-                <w:i w:val="0"/>
-                <w:color w:val="64748B"/>
-                <w:sz w:val="16"/>
-              </w:rPr>
-              <w:t>GT-CQ</w:t>
-            </w:r>
-          </w:p>
-        </w:tc>
-        <w:tc>
-          <w:tcPr>
-            <w:tcW w:type="dxa" w:w="4706"/>
-          </w:tcPr>
-          <w:p>
-            <w:r>
-              <w:rPr>
-                <w:b w:val="0"/>
-                <w:i w:val="0"/>
-                <w:sz w:val="17"/>
-              </w:rPr>
-              <w:t>La quantité de s16dq05a estimée en Kg est incohérente avec la prise dans la question s16dq05c, prière de bien estimer et mettre la valeur exacte.</w:t>
-            </w:r>
-          </w:p>
-        </w:tc>
-      </w:tr>
-      <w:tr>
-        <w:tc>
-          <w:tcPr>
-            <w:tcW w:type="dxa" w:w="964"/>
-          </w:tcPr>
-          <w:p>
-            <w:r>
-              <w:rPr>
-                <w:b/>
-                <w:i w:val="0"/>
-                <w:color w:val="DC2626"/>
-                <w:sz w:val="16"/>
-              </w:rPr>
-              <w:t>Haute</w:t>
-            </w:r>
-          </w:p>
-        </w:tc>
-        <w:tc>
-          <w:tcPr>
-            <w:tcW w:type="dxa" w:w="1247"/>
-          </w:tcPr>
-          <w:p>
-            <w:r>
-              <w:rPr>
-                <w:b/>
-                <w:i w:val="0"/>
-                <w:sz w:val="16"/>
-              </w:rPr>
-              <w:t>S19</w:t>
-              <w:br/>
-            </w:r>
-            <w:r>
-              <w:rPr>
-                <w:b w:val="0"/>
-                <w:i w:val="0"/>
-                <w:color w:val="64748B"/>
-                <w:sz w:val="14"/>
-              </w:rPr>
-              <w:t>Entreprises non agricoles</w:t>
-            </w:r>
-          </w:p>
-        </w:tc>
-        <w:tc>
-          <w:tcPr>
-            <w:tcW w:type="dxa" w:w="1531"/>
-          </w:tcPr>
-          <w:p>
-            <w:r>
-              <w:rPr>
-                <w:b/>
-                <w:i w:val="0"/>
-                <w:color w:val="16A34A"/>
-                <w:sz w:val="16"/>
-              </w:rPr>
-              <w:t>s01q02, s02q01__1, s02q02__1, s02q03__1, s02q15, s03q17, s04q28, s04q35d</w:t>
-            </w:r>
-          </w:p>
-        </w:tc>
-        <w:tc>
-          <w:tcPr>
-            <w:tcW w:type="dxa" w:w="1191"/>
-          </w:tcPr>
-          <w:p>
-            <w:r>
-              <w:rPr>
-                <w:b w:val="0"/>
-                <w:i w:val="0"/>
-                <w:color w:val="64748B"/>
-                <w:sz w:val="16"/>
-              </w:rPr>
-              <w:t>GT-CQ</w:t>
-            </w:r>
-          </w:p>
-        </w:tc>
-        <w:tc>
-          <w:tcPr>
-            <w:tcW w:type="dxa" w:w="4706"/>
-          </w:tcPr>
-          <w:p>
-            <w:r>
-              <w:rPr>
-                <w:b w:val="0"/>
-                <w:i w:val="0"/>
-                <w:sz w:val="17"/>
-              </w:rPr>
-              <w:t>Incohérence!! Le prix de revente de Abreuvoir / Mangeoire dans cette section 19 ne doit pas être égal 0 même si le ménage l'a reçu en cadeau prière de leurs aider à faire une estimation.</w:t>
-            </w:r>
-          </w:p>
-        </w:tc>
-      </w:tr>
-      <w:tr>
-        <w:tc>
-          <w:tcPr>
-            <w:tcW w:type="dxa" w:w="964"/>
-          </w:tcPr>
-          <w:p>
-            <w:r>
-              <w:rPr>
-                <w:b/>
-                <w:i w:val="0"/>
-                <w:color w:val="DC2626"/>
-                <w:sz w:val="16"/>
-              </w:rPr>
-              <w:t>Haute</w:t>
-            </w:r>
-          </w:p>
-        </w:tc>
-        <w:tc>
-          <w:tcPr>
-            <w:tcW w:type="dxa" w:w="1247"/>
-          </w:tcPr>
-          <w:p>
-            <w:r>
-              <w:rPr>
-                <w:b/>
-                <w:i w:val="0"/>
-                <w:sz w:val="16"/>
-              </w:rPr>
-              <w:t>S19</w:t>
-              <w:br/>
-            </w:r>
-            <w:r>
-              <w:rPr>
-                <w:b w:val="0"/>
-                <w:i w:val="0"/>
-                <w:color w:val="64748B"/>
-                <w:sz w:val="14"/>
-              </w:rPr>
-              <w:t>Entreprises non agricoles</w:t>
-            </w:r>
-          </w:p>
-        </w:tc>
-        <w:tc>
-          <w:tcPr>
-            <w:tcW w:type="dxa" w:w="1531"/>
-          </w:tcPr>
-          <w:p>
-            <w:r>
-              <w:rPr>
-                <w:b/>
-                <w:i w:val="0"/>
-                <w:color w:val="16A34A"/>
-                <w:sz w:val="16"/>
-              </w:rPr>
-              <w:t>s01q02, s02q01__1, s02q02__1, s02q03__1, s02q15, s03q17, s04q28, s04q35d</w:t>
-            </w:r>
-          </w:p>
-        </w:tc>
-        <w:tc>
-          <w:tcPr>
-            <w:tcW w:type="dxa" w:w="1191"/>
-          </w:tcPr>
-          <w:p>
-            <w:r>
-              <w:rPr>
-                <w:b w:val="0"/>
-                <w:i w:val="0"/>
-                <w:color w:val="64748B"/>
-                <w:sz w:val="16"/>
-              </w:rPr>
-              <w:t>GT-CQ</w:t>
-            </w:r>
-          </w:p>
-        </w:tc>
-        <w:tc>
-          <w:tcPr>
-            <w:tcW w:type="dxa" w:w="4706"/>
-          </w:tcPr>
-          <w:p>
-            <w:r>
-              <w:rPr>
-                <w:b w:val="0"/>
-                <w:i w:val="0"/>
-                <w:sz w:val="17"/>
-              </w:rPr>
-              <w:t>Incohérence!! Le prix de revente de Râteau dans cette section 19 ne doit pas être égal 0 même si le ménage l'a reçu en cadeau prière de leurs aider à faire une estimation.</w:t>
-            </w:r>
-          </w:p>
-        </w:tc>
-      </w:tr>
-      <w:tr>
-        <w:tc>
-          <w:tcPr>
-            <w:tcW w:type="dxa" w:w="964"/>
-          </w:tcPr>
-          <w:p>
-            <w:r>
-              <w:rPr>
-                <w:b/>
-                <w:i w:val="0"/>
-                <w:color w:val="DC2626"/>
-                <w:sz w:val="16"/>
-              </w:rPr>
-              <w:t>Haute</w:t>
-            </w:r>
-          </w:p>
-        </w:tc>
-        <w:tc>
-          <w:tcPr>
-            <w:tcW w:type="dxa" w:w="1247"/>
-          </w:tcPr>
-          <w:p>
-            <w:r>
-              <w:rPr>
-                <w:b/>
-                <w:i w:val="0"/>
-                <w:sz w:val="16"/>
-              </w:rPr>
-              <w:t>S20</w:t>
-              <w:br/>
-            </w:r>
-            <w:r>
-              <w:rPr>
-                <w:b w:val="0"/>
-                <w:i w:val="0"/>
-                <w:color w:val="64748B"/>
-                <w:sz w:val="14"/>
-              </w:rPr>
-              <w:t>Gouvernance / autres</w:t>
-            </w:r>
-          </w:p>
-        </w:tc>
-        <w:tc>
-          <w:tcPr>
-            <w:tcW w:type="dxa" w:w="1531"/>
-          </w:tcPr>
-          <w:p>
-            <w:r>
-              <w:rPr>
-                <w:b/>
-                <w:i w:val="0"/>
-                <w:color w:val="16A34A"/>
-                <w:sz w:val="16"/>
-              </w:rPr>
-              <w:t>—</w:t>
-            </w:r>
-          </w:p>
-        </w:tc>
-        <w:tc>
-          <w:tcPr>
-            <w:tcW w:type="dxa" w:w="1191"/>
-          </w:tcPr>
-          <w:p>
-            <w:r>
-              <w:rPr>
-                <w:b w:val="0"/>
-                <w:i w:val="0"/>
-                <w:color w:val="64748B"/>
-                <w:sz w:val="16"/>
-              </w:rPr>
-              <w:t>GT-CQ</w:t>
-            </w:r>
-          </w:p>
-        </w:tc>
-        <w:tc>
-          <w:tcPr>
-            <w:tcW w:type="dxa" w:w="4706"/>
-          </w:tcPr>
-          <w:p>
-            <w:r>
-              <w:rPr>
-                <w:b w:val="0"/>
-                <w:i w:val="0"/>
-                <w:sz w:val="17"/>
-              </w:rPr>
-              <w:t>Incohérence détectée ! Le ménage a précédemment déclaré vivre « Bien » ou « Assez bien » selon son revenu en 20A.02.</w:t>
-            </w:r>
-          </w:p>
-        </w:tc>
-      </w:tr>
-      <w:tr>
-        <w:tc>
-          <w:tcPr>
-            <w:tcW w:type="dxa" w:w="964"/>
-          </w:tcPr>
-          <w:p>
-            <w:r>
-              <w:rPr>
-                <w:b/>
-                <w:i w:val="0"/>
-                <w:color w:val="EA580C"/>
-                <w:sz w:val="16"/>
-              </w:rPr>
-              <w:t>Moyenne</w:t>
-            </w:r>
-          </w:p>
-        </w:tc>
-        <w:tc>
-          <w:tcPr>
-            <w:tcW w:type="dxa" w:w="1247"/>
-          </w:tcPr>
-          <w:p>
-            <w:r>
-              <w:rPr>
-                <w:b/>
-                <w:i w:val="0"/>
-                <w:sz w:val="16"/>
-              </w:rPr>
-              <w:t>S00</w:t>
-              <w:br/>
-            </w:r>
-            <w:r>
-              <w:rPr>
-                <w:b w:val="0"/>
-                <w:i w:val="0"/>
-                <w:color w:val="64748B"/>
-                <w:sz w:val="14"/>
-              </w:rPr>
-              <w:t>Identification</w:t>
-            </w:r>
-          </w:p>
-        </w:tc>
-        <w:tc>
-          <w:tcPr>
-            <w:tcW w:type="dxa" w:w="1531"/>
-          </w:tcPr>
-          <w:p>
-            <w:r>
-              <w:rPr>
-                <w:b/>
-                <w:i w:val="0"/>
-                <w:color w:val="16A34A"/>
-                <w:sz w:val="16"/>
-              </w:rPr>
-              <w:t>s00q27</w:t>
-            </w:r>
-          </w:p>
-        </w:tc>
-        <w:tc>
-          <w:tcPr>
-            <w:tcW w:type="dxa" w:w="1191"/>
-          </w:tcPr>
-          <w:p>
-            <w:r>
-              <w:rPr>
-                <w:b w:val="0"/>
-                <w:i w:val="0"/>
-                <w:color w:val="64748B"/>
-                <w:sz w:val="16"/>
-              </w:rPr>
-              <w:t>GT-CQ</w:t>
-            </w:r>
-          </w:p>
-        </w:tc>
-        <w:tc>
-          <w:tcPr>
-            <w:tcW w:type="dxa" w:w="4706"/>
-          </w:tcPr>
-          <w:p>
-            <w:r>
-              <w:rPr>
-                <w:b w:val="0"/>
-                <w:i w:val="0"/>
-                <w:sz w:val="17"/>
-              </w:rPr>
-              <w:t>Vous avez declaré que le questionnaire est complètement fini mais le questionnaire est en statut partiel, prière de mettre le questionnaire en statut complet s'il est fini.</w:t>
-            </w:r>
-          </w:p>
-        </w:tc>
-      </w:tr>
-      <w:tr>
-        <w:tc>
-          <w:tcPr>
-            <w:tcW w:type="dxa" w:w="964"/>
-          </w:tcPr>
-          <w:p>
-            <w:r>
-              <w:rPr>
-                <w:b/>
-                <w:i w:val="0"/>
-                <w:color w:val="EA580C"/>
-                <w:sz w:val="16"/>
-              </w:rPr>
-              <w:t>Moyenne</w:t>
-            </w:r>
-          </w:p>
-        </w:tc>
-        <w:tc>
-          <w:tcPr>
-            <w:tcW w:type="dxa" w:w="1247"/>
-          </w:tcPr>
-          <w:p>
-            <w:r>
-              <w:rPr>
-                <w:b/>
-                <w:i w:val="0"/>
-                <w:sz w:val="16"/>
-              </w:rPr>
-              <w:t>S00</w:t>
-              <w:br/>
-            </w:r>
-            <w:r>
-              <w:rPr>
-                <w:b w:val="0"/>
-                <w:i w:val="0"/>
-                <w:color w:val="64748B"/>
-                <w:sz w:val="14"/>
-              </w:rPr>
-              <w:t>Identification</w:t>
-            </w:r>
-          </w:p>
-        </w:tc>
-        <w:tc>
-          <w:tcPr>
-            <w:tcW w:type="dxa" w:w="1531"/>
-          </w:tcPr>
-          <w:p>
-            <w:r>
-              <w:rPr>
-                <w:b/>
-                <w:i w:val="0"/>
-                <w:color w:val="16A34A"/>
-                <w:sz w:val="16"/>
-              </w:rPr>
-              <w:t>—</w:t>
-            </w:r>
-          </w:p>
-        </w:tc>
-        <w:tc>
-          <w:tcPr>
-            <w:tcW w:type="dxa" w:w="1191"/>
-          </w:tcPr>
-          <w:p>
-            <w:r>
-              <w:rPr>
-                <w:b w:val="0"/>
-                <w:i w:val="0"/>
-                <w:color w:val="64748B"/>
-                <w:sz w:val="16"/>
-              </w:rPr>
-              <w:t>GT-CQ</w:t>
-            </w:r>
-          </w:p>
-        </w:tc>
-        <w:tc>
-          <w:tcPr>
-            <w:tcW w:type="dxa" w:w="4706"/>
-          </w:tcPr>
-          <w:p>
-            <w:r>
-              <w:rPr>
-                <w:b w:val="0"/>
-                <w:i w:val="0"/>
-                <w:sz w:val="17"/>
-              </w:rPr>
-              <w:t>L'adresse ou la localisation du ménage doit être bien renseignée, ne doit pas contenir des numéros de téléphone et elle semble courte pour être une adresse.</w:t>
-            </w:r>
-          </w:p>
-        </w:tc>
-      </w:tr>
-      <w:tr>
-        <w:tc>
-          <w:tcPr>
-            <w:tcW w:type="dxa" w:w="964"/>
-          </w:tcPr>
-          <w:p>
-            <w:r>
-              <w:rPr>
-                <w:b/>
-                <w:i w:val="0"/>
-                <w:color w:val="EA580C"/>
-                <w:sz w:val="16"/>
-              </w:rPr>
-              <w:t>Moyenne</w:t>
-            </w:r>
-          </w:p>
-        </w:tc>
-        <w:tc>
-          <w:tcPr>
-            <w:tcW w:type="dxa" w:w="1247"/>
-          </w:tcPr>
-          <w:p>
-            <w:r>
-              <w:rPr>
-                <w:b/>
-                <w:i w:val="0"/>
-                <w:sz w:val="16"/>
-              </w:rPr>
-              <w:t>S00</w:t>
-              <w:br/>
-            </w:r>
-            <w:r>
-              <w:rPr>
-                <w:b w:val="0"/>
-                <w:i w:val="0"/>
-                <w:color w:val="64748B"/>
-                <w:sz w:val="14"/>
-              </w:rPr>
-              <w:t>Identification</w:t>
-            </w:r>
-          </w:p>
-        </w:tc>
-        <w:tc>
-          <w:tcPr>
-            <w:tcW w:type="dxa" w:w="1531"/>
-          </w:tcPr>
-          <w:p>
-            <w:r>
-              <w:rPr>
-                <w:b/>
-                <w:i w:val="0"/>
-                <w:color w:val="16A34A"/>
-                <w:sz w:val="16"/>
-              </w:rPr>
-              <w:t>—</w:t>
-            </w:r>
-          </w:p>
-        </w:tc>
-        <w:tc>
-          <w:tcPr>
-            <w:tcW w:type="dxa" w:w="1191"/>
-          </w:tcPr>
-          <w:p>
-            <w:r>
-              <w:rPr>
-                <w:b w:val="0"/>
-                <w:i w:val="0"/>
-                <w:color w:val="64748B"/>
-                <w:sz w:val="16"/>
-              </w:rPr>
-              <w:t>GT-CQ</w:t>
-            </w:r>
-          </w:p>
-        </w:tc>
-        <w:tc>
-          <w:tcPr>
-            <w:tcW w:type="dxa" w:w="4706"/>
-          </w:tcPr>
-          <w:p>
-            <w:r>
-              <w:rPr>
-                <w:b w:val="0"/>
-                <w:i w:val="0"/>
-                <w:sz w:val="17"/>
-              </w:rPr>
-              <w:t>Prière de renseigner la bonne adresse.</w:t>
-            </w:r>
-          </w:p>
-        </w:tc>
-      </w:tr>
-      <w:tr>
-        <w:tc>
-          <w:tcPr>
-            <w:tcW w:type="dxa" w:w="964"/>
-          </w:tcPr>
-          <w:p>
-            <w:r>
-              <w:rPr>
-                <w:b/>
-                <w:i w:val="0"/>
-                <w:color w:val="EA580C"/>
-                <w:sz w:val="16"/>
-              </w:rPr>
-              <w:t>Moyenne</w:t>
-            </w:r>
-          </w:p>
-        </w:tc>
-        <w:tc>
-          <w:tcPr>
-            <w:tcW w:type="dxa" w:w="1247"/>
-          </w:tcPr>
-          <w:p>
-            <w:r>
-              <w:rPr>
-                <w:b/>
-                <w:i w:val="0"/>
-                <w:sz w:val="16"/>
-              </w:rPr>
-              <w:t>S01</w:t>
-              <w:br/>
-            </w:r>
-            <w:r>
-              <w:rPr>
-                <w:b w:val="0"/>
-                <w:i w:val="0"/>
-                <w:color w:val="64748B"/>
-                <w:sz w:val="14"/>
-              </w:rPr>
-              <w:t>Démographie</w:t>
-            </w:r>
-          </w:p>
-        </w:tc>
-        <w:tc>
-          <w:tcPr>
-            <w:tcW w:type="dxa" w:w="1531"/>
-          </w:tcPr>
-          <w:p>
-            <w:r>
-              <w:rPr>
-                <w:b/>
-                <w:i w:val="0"/>
-                <w:color w:val="16A34A"/>
-                <w:sz w:val="16"/>
-              </w:rPr>
-              <w:t>—</w:t>
-            </w:r>
-          </w:p>
-        </w:tc>
-        <w:tc>
-          <w:tcPr>
-            <w:tcW w:type="dxa" w:w="1191"/>
-          </w:tcPr>
-          <w:p>
-            <w:r>
-              <w:rPr>
-                <w:b w:val="0"/>
-                <w:i w:val="0"/>
-                <w:color w:val="64748B"/>
-                <w:sz w:val="16"/>
-              </w:rPr>
-              <w:t>GT-CQ</w:t>
-            </w:r>
-          </w:p>
-        </w:tc>
-        <w:tc>
-          <w:tcPr>
-            <w:tcW w:type="dxa" w:w="4706"/>
-          </w:tcPr>
-          <w:p>
-            <w:r>
-              <w:rPr>
-                <w:b w:val="0"/>
-                <w:i w:val="0"/>
-                <w:sz w:val="17"/>
-              </w:rPr>
-              <w:t>Dans le cas contraire rassurez vous que c'est bien son fils/fille biologique.</w:t>
-            </w:r>
-          </w:p>
-        </w:tc>
-      </w:tr>
-      <w:tr>
-        <w:tc>
-          <w:tcPr>
-            <w:tcW w:type="dxa" w:w="964"/>
-          </w:tcPr>
-          <w:p>
-            <w:r>
-              <w:rPr>
-                <w:b/>
-                <w:i w:val="0"/>
-                <w:color w:val="EA580C"/>
-                <w:sz w:val="16"/>
-              </w:rPr>
-              <w:t>Moyenne</w:t>
-            </w:r>
-          </w:p>
-        </w:tc>
-        <w:tc>
-          <w:tcPr>
-            <w:tcW w:type="dxa" w:w="1247"/>
-          </w:tcPr>
-          <w:p>
-            <w:r>
-              <w:rPr>
-                <w:b/>
-                <w:i w:val="0"/>
-                <w:sz w:val="16"/>
-              </w:rPr>
-              <w:t>S01</w:t>
-              <w:br/>
-            </w:r>
-            <w:r>
-              <w:rPr>
-                <w:b w:val="0"/>
-                <w:i w:val="0"/>
-                <w:color w:val="64748B"/>
-                <w:sz w:val="14"/>
-              </w:rPr>
-              <w:t>Démographie</w:t>
-            </w:r>
-          </w:p>
-        </w:tc>
-        <w:tc>
-          <w:tcPr>
-            <w:tcW w:type="dxa" w:w="1531"/>
-          </w:tcPr>
-          <w:p>
-            <w:r>
-              <w:rPr>
-                <w:b/>
-                <w:i w:val="0"/>
-                <w:color w:val="16A34A"/>
-                <w:sz w:val="16"/>
-              </w:rPr>
-              <w:t>s01q41, s01q00b</w:t>
-            </w:r>
-          </w:p>
-        </w:tc>
-        <w:tc>
-          <w:tcPr>
-            <w:tcW w:type="dxa" w:w="1191"/>
-          </w:tcPr>
-          <w:p>
-            <w:r>
-              <w:rPr>
-                <w:b w:val="0"/>
-                <w:i w:val="0"/>
-                <w:color w:val="64748B"/>
-                <w:sz w:val="16"/>
-              </w:rPr>
-              <w:t>GT-CQ</w:t>
-            </w:r>
-          </w:p>
-        </w:tc>
-        <w:tc>
-          <w:tcPr>
-            <w:tcW w:type="dxa" w:w="4706"/>
-          </w:tcPr>
-          <w:p>
-            <w:r>
-              <w:rPr>
-                <w:b w:val="0"/>
-                <w:i w:val="0"/>
-                <w:sz w:val="17"/>
-              </w:rPr>
-              <w:t>Le montant dépensé ou reçu en cadeau pour les cartes prépayées, les transferts de crédit et les abonnements de  BABACAR YAMA KA semble élevé ou faible , prière de corriger ou de confirmer l'information avec le QG.</w:t>
-            </w:r>
-          </w:p>
-        </w:tc>
-      </w:tr>
-      <w:tr>
-        <w:tc>
-          <w:tcPr>
-            <w:tcW w:type="dxa" w:w="964"/>
-          </w:tcPr>
-          <w:p>
-            <w:r>
-              <w:rPr>
-                <w:b/>
-                <w:i w:val="0"/>
-                <w:color w:val="EA580C"/>
-                <w:sz w:val="16"/>
-              </w:rPr>
-              <w:t>Moyenne</w:t>
-            </w:r>
-          </w:p>
-        </w:tc>
-        <w:tc>
-          <w:tcPr>
-            <w:tcW w:type="dxa" w:w="1247"/>
-          </w:tcPr>
-          <w:p>
-            <w:r>
-              <w:rPr>
-                <w:b/>
-                <w:i w:val="0"/>
-                <w:sz w:val="16"/>
-              </w:rPr>
-              <w:t>S01</w:t>
-              <w:br/>
-            </w:r>
-            <w:r>
-              <w:rPr>
-                <w:b w:val="0"/>
-                <w:i w:val="0"/>
-                <w:color w:val="64748B"/>
-                <w:sz w:val="14"/>
-              </w:rPr>
-              <w:t>Démographie</w:t>
-            </w:r>
-          </w:p>
-        </w:tc>
-        <w:tc>
-          <w:tcPr>
-            <w:tcW w:type="dxa" w:w="1531"/>
-          </w:tcPr>
-          <w:p>
-            <w:r>
-              <w:rPr>
-                <w:b/>
-                <w:i w:val="0"/>
-                <w:color w:val="16A34A"/>
-                <w:sz w:val="16"/>
-              </w:rPr>
-              <w:t>s01q41a, s01q00b</w:t>
-            </w:r>
-          </w:p>
-        </w:tc>
-        <w:tc>
-          <w:tcPr>
-            <w:tcW w:type="dxa" w:w="1191"/>
-          </w:tcPr>
-          <w:p>
-            <w:r>
-              <w:rPr>
-                <w:b w:val="0"/>
-                <w:i w:val="0"/>
-                <w:color w:val="64748B"/>
-                <w:sz w:val="16"/>
-              </w:rPr>
-              <w:t>GT-CQ</w:t>
-            </w:r>
-          </w:p>
-        </w:tc>
-        <w:tc>
-          <w:tcPr>
-            <w:tcW w:type="dxa" w:w="4706"/>
-          </w:tcPr>
-          <w:p>
-            <w:r>
-              <w:rPr>
-                <w:b w:val="0"/>
-                <w:i w:val="0"/>
-                <w:sz w:val="17"/>
-              </w:rPr>
-              <w:t>Le montant dépensé ou reçu en cadeau pour les recharges internet ou de forfaits de données mobiles(hors appels vocaux), aucours des 30 derniers jours de BABACAR YAMA KA semble élevé ou faible, prière de corriger ou de confirmer l'information avec le QG.</w:t>
-            </w:r>
-          </w:p>
-        </w:tc>
-      </w:tr>
-      <w:tr>
-        <w:tc>
-          <w:tcPr>
-            <w:tcW w:type="dxa" w:w="964"/>
-          </w:tcPr>
-          <w:p>
-            <w:r>
-              <w:rPr>
-                <w:b/>
-                <w:i w:val="0"/>
-                <w:color w:val="EA580C"/>
-                <w:sz w:val="16"/>
-              </w:rPr>
-              <w:t>Moyenne</w:t>
-            </w:r>
-          </w:p>
-        </w:tc>
-        <w:tc>
-          <w:tcPr>
-            <w:tcW w:type="dxa" w:w="1247"/>
-          </w:tcPr>
-          <w:p>
-            <w:r>
-              <w:rPr>
-                <w:b/>
-                <w:i w:val="0"/>
-                <w:sz w:val="16"/>
-              </w:rPr>
-              <w:t>S01</w:t>
-              <w:br/>
-            </w:r>
-            <w:r>
-              <w:rPr>
-                <w:b w:val="0"/>
-                <w:i w:val="0"/>
-                <w:color w:val="64748B"/>
-                <w:sz w:val="14"/>
-              </w:rPr>
-              <w:t>Démographie</w:t>
-            </w:r>
-          </w:p>
-        </w:tc>
-        <w:tc>
-          <w:tcPr>
-            <w:tcW w:type="dxa" w:w="1531"/>
-          </w:tcPr>
-          <w:p>
-            <w:r>
-              <w:rPr>
-                <w:b/>
-                <w:i w:val="0"/>
-                <w:color w:val="16A34A"/>
-                <w:sz w:val="16"/>
-              </w:rPr>
-              <w:t>—</w:t>
-            </w:r>
-          </w:p>
-        </w:tc>
-        <w:tc>
-          <w:tcPr>
-            <w:tcW w:type="dxa" w:w="1191"/>
-          </w:tcPr>
-          <w:p>
-            <w:r>
-              <w:rPr>
-                <w:b w:val="0"/>
-                <w:i w:val="0"/>
-                <w:color w:val="64748B"/>
-                <w:sz w:val="16"/>
-              </w:rPr>
-              <w:t>GT-CQ</w:t>
-            </w:r>
-          </w:p>
-        </w:tc>
-        <w:tc>
-          <w:tcPr>
-            <w:tcW w:type="dxa" w:w="4706"/>
-          </w:tcPr>
-          <w:p>
-            <w:r>
-              <w:rPr>
-                <w:b w:val="0"/>
-                <w:i w:val="0"/>
-                <w:sz w:val="17"/>
-              </w:rPr>
-              <w:t>Attention ! Le montant (22500 Fcfa) dépensé ou reçu en cadeau pour les cartes prépayées, les transferts de crédit et les abonnements de  BABACAR YAMA KA est relativement élevé par rapport aux autres montants depansés observés dans cette zone.</w:t>
-            </w:r>
-          </w:p>
-        </w:tc>
-      </w:tr>
-      <w:tr>
-        <w:tc>
-          <w:tcPr>
-            <w:tcW w:type="dxa" w:w="964"/>
-          </w:tcPr>
-          <w:p>
-            <w:r>
-              <w:rPr>
-                <w:b/>
-                <w:i w:val="0"/>
-                <w:color w:val="EA580C"/>
-                <w:sz w:val="16"/>
-              </w:rPr>
-              <w:t>Moyenne</w:t>
-            </w:r>
-          </w:p>
-        </w:tc>
-        <w:tc>
-          <w:tcPr>
-            <w:tcW w:type="dxa" w:w="1247"/>
-          </w:tcPr>
-          <w:p>
-            <w:r>
-              <w:rPr>
-                <w:b/>
-                <w:i w:val="0"/>
-                <w:sz w:val="16"/>
-              </w:rPr>
-              <w:t>S01</w:t>
-              <w:br/>
-            </w:r>
-            <w:r>
-              <w:rPr>
-                <w:b w:val="0"/>
-                <w:i w:val="0"/>
-                <w:color w:val="64748B"/>
-                <w:sz w:val="14"/>
-              </w:rPr>
-              <w:t>Démographie</w:t>
-            </w:r>
-          </w:p>
-        </w:tc>
-        <w:tc>
-          <w:tcPr>
-            <w:tcW w:type="dxa" w:w="1531"/>
-          </w:tcPr>
-          <w:p>
-            <w:r>
-              <w:rPr>
-                <w:b/>
-                <w:i w:val="0"/>
-                <w:color w:val="16A34A"/>
-                <w:sz w:val="16"/>
-              </w:rPr>
-              <w:t>—</w:t>
-            </w:r>
-          </w:p>
-        </w:tc>
-        <w:tc>
-          <w:tcPr>
-            <w:tcW w:type="dxa" w:w="1191"/>
-          </w:tcPr>
-          <w:p>
-            <w:r>
-              <w:rPr>
-                <w:b w:val="0"/>
-                <w:i w:val="0"/>
-                <w:color w:val="64748B"/>
-                <w:sz w:val="16"/>
-              </w:rPr>
-              <w:t>GT-CQ</w:t>
-            </w:r>
-          </w:p>
-        </w:tc>
-        <w:tc>
-          <w:tcPr>
-            <w:tcW w:type="dxa" w:w="4706"/>
-          </w:tcPr>
-          <w:p>
-            <w:r>
-              <w:rPr>
-                <w:b w:val="0"/>
-                <w:i w:val="0"/>
-                <w:sz w:val="17"/>
-              </w:rPr>
-              <w:t>Prière de corriger ou de confirmer avec le QG.</w:t>
-            </w:r>
-          </w:p>
-        </w:tc>
-      </w:tr>
-      <w:tr>
-        <w:tc>
-          <w:tcPr>
-            <w:tcW w:type="dxa" w:w="964"/>
-          </w:tcPr>
-          <w:p>
-            <w:r>
-              <w:rPr>
-                <w:b/>
-                <w:i w:val="0"/>
-                <w:color w:val="EA580C"/>
-                <w:sz w:val="16"/>
-              </w:rPr>
-              <w:t>Moyenne</w:t>
-            </w:r>
-          </w:p>
-        </w:tc>
-        <w:tc>
-          <w:tcPr>
-            <w:tcW w:type="dxa" w:w="1247"/>
-          </w:tcPr>
-          <w:p>
-            <w:r>
-              <w:rPr>
-                <w:b/>
-                <w:i w:val="0"/>
-                <w:sz w:val="16"/>
-              </w:rPr>
-              <w:t>S01</w:t>
-              <w:br/>
-            </w:r>
-            <w:r>
-              <w:rPr>
-                <w:b w:val="0"/>
-                <w:i w:val="0"/>
-                <w:color w:val="64748B"/>
-                <w:sz w:val="14"/>
-              </w:rPr>
-              <w:t>Démographie</w:t>
-            </w:r>
-          </w:p>
-        </w:tc>
-        <w:tc>
-          <w:tcPr>
-            <w:tcW w:type="dxa" w:w="1531"/>
-          </w:tcPr>
-          <w:p>
-            <w:r>
-              <w:rPr>
-                <w:b/>
-                <w:i w:val="0"/>
-                <w:color w:val="16A34A"/>
-                <w:sz w:val="16"/>
-              </w:rPr>
-              <w:t>s01q41a, s01q00b</w:t>
-            </w:r>
-          </w:p>
-        </w:tc>
-        <w:tc>
-          <w:tcPr>
-            <w:tcW w:type="dxa" w:w="1191"/>
-          </w:tcPr>
-          <w:p>
-            <w:r>
-              <w:rPr>
-                <w:b w:val="0"/>
-                <w:i w:val="0"/>
-                <w:color w:val="64748B"/>
-                <w:sz w:val="16"/>
-              </w:rPr>
-              <w:t>GT-CQ</w:t>
-            </w:r>
-          </w:p>
-        </w:tc>
-        <w:tc>
-          <w:tcPr>
-            <w:tcW w:type="dxa" w:w="4706"/>
-          </w:tcPr>
-          <w:p>
-            <w:r>
-              <w:rPr>
-                <w:b w:val="0"/>
-                <w:i w:val="0"/>
-                <w:sz w:val="17"/>
-              </w:rPr>
-              <w:t>Attention ! Le montant (22500 Fcfa) dépensé ou reçu en cadeau pour les recharges internet ou de forfaits de données mobiles(hors appels vocaux), aucours des 30 derniers jours de  BABACAR YAMA KA est relativement élevé par rapport aux autres montants depansés observés dans cette zone.</w:t>
-            </w:r>
-          </w:p>
-        </w:tc>
-      </w:tr>
-      <w:tr>
-        <w:tc>
-          <w:tcPr>
-            <w:tcW w:type="dxa" w:w="964"/>
-          </w:tcPr>
-          <w:p>
-            <w:r>
-              <w:rPr>
-                <w:b/>
-                <w:i w:val="0"/>
-                <w:color w:val="EA580C"/>
-                <w:sz w:val="16"/>
-              </w:rPr>
-              <w:t>Moyenne</w:t>
-            </w:r>
-          </w:p>
-        </w:tc>
-        <w:tc>
-          <w:tcPr>
-            <w:tcW w:type="dxa" w:w="1247"/>
-          </w:tcPr>
-          <w:p>
-            <w:r>
-              <w:rPr>
-                <w:b/>
-                <w:i w:val="0"/>
-                <w:sz w:val="16"/>
-              </w:rPr>
-              <w:t>S01</w:t>
-              <w:br/>
-            </w:r>
-            <w:r>
-              <w:rPr>
-                <w:b w:val="0"/>
-                <w:i w:val="0"/>
-                <w:color w:val="64748B"/>
-                <w:sz w:val="14"/>
-              </w:rPr>
-              <w:t>Démographie</w:t>
-            </w:r>
-          </w:p>
-        </w:tc>
-        <w:tc>
-          <w:tcPr>
-            <w:tcW w:type="dxa" w:w="1531"/>
-          </w:tcPr>
-          <w:p>
-            <w:r>
-              <w:rPr>
-                <w:b/>
-                <w:i w:val="0"/>
-                <w:color w:val="16A34A"/>
-                <w:sz w:val="16"/>
-              </w:rPr>
-              <w:t>s01q00</w:t>
-            </w:r>
-          </w:p>
-        </w:tc>
-        <w:tc>
-          <w:tcPr>
-            <w:tcW w:type="dxa" w:w="1191"/>
-          </w:tcPr>
-          <w:p>
-            <w:r>
-              <w:rPr>
-                <w:b w:val="0"/>
-                <w:i w:val="0"/>
-                <w:color w:val="64748B"/>
-                <w:sz w:val="16"/>
-              </w:rPr>
-              <w:t>GT-CQ</w:t>
-            </w:r>
-          </w:p>
-        </w:tc>
-        <w:tc>
-          <w:tcPr>
-            <w:tcW w:type="dxa" w:w="4706"/>
-          </w:tcPr>
-          <w:p>
-            <w:r>
-              <w:rPr>
-                <w:b w:val="0"/>
-                <w:i w:val="0"/>
-                <w:sz w:val="17"/>
-              </w:rPr>
-              <w:t>Attention ! Vous avez déclaré en s01q00 que le répondant est la personne elle-même, or ARAME KA est trop jeune (1 ans) pour fournir des informations correctes.</w:t>
-            </w:r>
-          </w:p>
-        </w:tc>
-      </w:tr>
-      <w:tr>
-        <w:tc>
-          <w:tcPr>
-            <w:tcW w:type="dxa" w:w="964"/>
-          </w:tcPr>
-          <w:p>
-            <w:r>
-              <w:rPr>
-                <w:b/>
-                <w:i w:val="0"/>
-                <w:color w:val="EA580C"/>
-                <w:sz w:val="16"/>
-              </w:rPr>
-              <w:t>Moyenne</w:t>
-            </w:r>
-          </w:p>
-        </w:tc>
-        <w:tc>
-          <w:tcPr>
-            <w:tcW w:type="dxa" w:w="1247"/>
-          </w:tcPr>
-          <w:p>
-            <w:r>
-              <w:rPr>
-                <w:b/>
-                <w:i w:val="0"/>
-                <w:sz w:val="16"/>
-              </w:rPr>
-              <w:t>S01</w:t>
-              <w:br/>
-            </w:r>
-            <w:r>
-              <w:rPr>
-                <w:b w:val="0"/>
-                <w:i w:val="0"/>
-                <w:color w:val="64748B"/>
-                <w:sz w:val="14"/>
-              </w:rPr>
-              <w:t>Démographie</w:t>
-            </w:r>
-          </w:p>
-        </w:tc>
-        <w:tc>
-          <w:tcPr>
-            <w:tcW w:type="dxa" w:w="1531"/>
-          </w:tcPr>
-          <w:p>
-            <w:r>
-              <w:rPr>
-                <w:b/>
-                <w:i w:val="0"/>
-                <w:color w:val="16A34A"/>
-                <w:sz w:val="16"/>
-              </w:rPr>
-              <w:t>—</w:t>
-            </w:r>
-          </w:p>
-        </w:tc>
-        <w:tc>
-          <w:tcPr>
-            <w:tcW w:type="dxa" w:w="1191"/>
-          </w:tcPr>
-          <w:p>
-            <w:r>
-              <w:rPr>
-                <w:b w:val="0"/>
-                <w:i w:val="0"/>
-                <w:color w:val="64748B"/>
-                <w:sz w:val="16"/>
-              </w:rPr>
-              <w:t>GT-CQ</w:t>
-            </w:r>
-          </w:p>
-        </w:tc>
-        <w:tc>
-          <w:tcPr>
-            <w:tcW w:type="dxa" w:w="4706"/>
-          </w:tcPr>
-          <w:p>
-            <w:r>
-              <w:rPr>
-                <w:b w:val="0"/>
-                <w:i w:val="0"/>
-                <w:sz w:val="17"/>
-              </w:rPr>
-              <w:t>Prière de refaire la section 1 pour ARAME KA en demandant à un adulte de répondre aux questions à sa place.</w:t>
-            </w:r>
-          </w:p>
-        </w:tc>
-      </w:tr>
-      <w:tr>
-        <w:tc>
-          <w:tcPr>
-            <w:tcW w:type="dxa" w:w="964"/>
-          </w:tcPr>
-          <w:p>
-            <w:r>
-              <w:rPr>
-                <w:b/>
-                <w:i w:val="0"/>
-                <w:color w:val="EA580C"/>
-                <w:sz w:val="16"/>
-              </w:rPr>
-              <w:t>Moyenne</w:t>
-            </w:r>
-          </w:p>
-        </w:tc>
-        <w:tc>
-          <w:tcPr>
-            <w:tcW w:type="dxa" w:w="1247"/>
-          </w:tcPr>
-          <w:p>
-            <w:r>
-              <w:rPr>
-                <w:b/>
-                <w:i w:val="0"/>
-                <w:sz w:val="16"/>
-              </w:rPr>
-              <w:t>S01</w:t>
-              <w:br/>
-            </w:r>
-            <w:r>
-              <w:rPr>
-                <w:b w:val="0"/>
-                <w:i w:val="0"/>
-                <w:color w:val="64748B"/>
-                <w:sz w:val="14"/>
-              </w:rPr>
-              <w:t>Démographie</w:t>
-            </w:r>
-          </w:p>
-        </w:tc>
-        <w:tc>
-          <w:tcPr>
-            <w:tcW w:type="dxa" w:w="1531"/>
-          </w:tcPr>
-          <w:p>
-            <w:r>
-              <w:rPr>
-                <w:b/>
-                <w:i w:val="0"/>
-                <w:color w:val="16A34A"/>
-                <w:sz w:val="16"/>
-              </w:rPr>
-              <w:t>—</w:t>
-            </w:r>
-          </w:p>
-        </w:tc>
-        <w:tc>
-          <w:tcPr>
-            <w:tcW w:type="dxa" w:w="1191"/>
-          </w:tcPr>
-          <w:p>
-            <w:r>
-              <w:rPr>
-                <w:b w:val="0"/>
-                <w:i w:val="0"/>
-                <w:color w:val="64748B"/>
-                <w:sz w:val="16"/>
-              </w:rPr>
-              <w:t>GT-CQ</w:t>
-            </w:r>
-          </w:p>
-        </w:tc>
-        <w:tc>
-          <w:tcPr>
-            <w:tcW w:type="dxa" w:w="4706"/>
-          </w:tcPr>
-          <w:p>
-            <w:r>
-              <w:rPr>
-                <w:b w:val="0"/>
-                <w:i w:val="0"/>
-                <w:sz w:val="17"/>
-              </w:rPr>
-              <w:t>Prière de verifier l'information donnée par ARAME KA ou corriger au niveau de la section 1.</w:t>
-            </w:r>
-          </w:p>
-        </w:tc>
-      </w:tr>
-      <w:tr>
-        <w:tc>
-          <w:tcPr>
-            <w:tcW w:type="dxa" w:w="964"/>
-          </w:tcPr>
-          <w:p>
-            <w:r>
-              <w:rPr>
-                <w:b/>
-                <w:i w:val="0"/>
-                <w:color w:val="EA580C"/>
-                <w:sz w:val="16"/>
-              </w:rPr>
-              <w:t>Moyenne</w:t>
-            </w:r>
-          </w:p>
-        </w:tc>
-        <w:tc>
-          <w:tcPr>
-            <w:tcW w:type="dxa" w:w="1247"/>
-          </w:tcPr>
-          <w:p>
-            <w:r>
-              <w:rPr>
-                <w:b/>
-                <w:i w:val="0"/>
-                <w:sz w:val="16"/>
-              </w:rPr>
-              <w:t>S01</w:t>
-              <w:br/>
-            </w:r>
-            <w:r>
-              <w:rPr>
-                <w:b w:val="0"/>
-                <w:i w:val="0"/>
-                <w:color w:val="64748B"/>
-                <w:sz w:val="14"/>
-              </w:rPr>
-              <w:t>Démographie</w:t>
-            </w:r>
-          </w:p>
-        </w:tc>
-        <w:tc>
-          <w:tcPr>
-            <w:tcW w:type="dxa" w:w="1531"/>
-          </w:tcPr>
-          <w:p>
-            <w:r>
-              <w:rPr>
-                <w:b/>
-                <w:i w:val="0"/>
-                <w:color w:val="16A34A"/>
-                <w:sz w:val="16"/>
-              </w:rPr>
-              <w:t>s01q00</w:t>
-            </w:r>
-          </w:p>
-        </w:tc>
-        <w:tc>
-          <w:tcPr>
-            <w:tcW w:type="dxa" w:w="1191"/>
-          </w:tcPr>
-          <w:p>
-            <w:r>
-              <w:rPr>
-                <w:b w:val="0"/>
-                <w:i w:val="0"/>
-                <w:color w:val="64748B"/>
-                <w:sz w:val="16"/>
-              </w:rPr>
-              <w:t>GT-CQ</w:t>
-            </w:r>
-          </w:p>
-        </w:tc>
-        <w:tc>
-          <w:tcPr>
-            <w:tcW w:type="dxa" w:w="4706"/>
-          </w:tcPr>
-          <w:p>
-            <w:r>
-              <w:rPr>
-                <w:b w:val="0"/>
-                <w:i w:val="0"/>
-                <w:sz w:val="17"/>
-              </w:rPr>
-              <w:t>Attention ! Vous avez déclaré en s01q00 que le répondant est la personne elle-même, or KHADY DIAGNE  KA est trop jeune (6 ans) pour fournir des informations correctes.</w:t>
-            </w:r>
-          </w:p>
-        </w:tc>
-      </w:tr>
-      <w:tr>
-        <w:tc>
-          <w:tcPr>
-            <w:tcW w:type="dxa" w:w="964"/>
-          </w:tcPr>
-          <w:p>
-            <w:r>
-              <w:rPr>
-                <w:b/>
-                <w:i w:val="0"/>
-                <w:color w:val="EA580C"/>
-                <w:sz w:val="16"/>
-              </w:rPr>
-              <w:t>Moyenne</w:t>
-            </w:r>
-          </w:p>
-        </w:tc>
-        <w:tc>
-          <w:tcPr>
-            <w:tcW w:type="dxa" w:w="1247"/>
-          </w:tcPr>
-          <w:p>
-            <w:r>
-              <w:rPr>
-                <w:b/>
-                <w:i w:val="0"/>
-                <w:sz w:val="16"/>
-              </w:rPr>
-              <w:t>S01</w:t>
-              <w:br/>
-            </w:r>
-            <w:r>
-              <w:rPr>
-                <w:b w:val="0"/>
-                <w:i w:val="0"/>
-                <w:color w:val="64748B"/>
-                <w:sz w:val="14"/>
-              </w:rPr>
-              <w:t>Démographie</w:t>
-            </w:r>
-          </w:p>
-        </w:tc>
-        <w:tc>
-          <w:tcPr>
-            <w:tcW w:type="dxa" w:w="1531"/>
-          </w:tcPr>
-          <w:p>
-            <w:r>
-              <w:rPr>
-                <w:b/>
-                <w:i w:val="0"/>
-                <w:color w:val="16A34A"/>
-                <w:sz w:val="16"/>
-              </w:rPr>
-              <w:t>—</w:t>
-            </w:r>
-          </w:p>
-        </w:tc>
-        <w:tc>
-          <w:tcPr>
-            <w:tcW w:type="dxa" w:w="1191"/>
-          </w:tcPr>
-          <w:p>
-            <w:r>
-              <w:rPr>
-                <w:b w:val="0"/>
-                <w:i w:val="0"/>
-                <w:color w:val="64748B"/>
-                <w:sz w:val="16"/>
-              </w:rPr>
-              <w:t>GT-CQ</w:t>
-            </w:r>
-          </w:p>
-        </w:tc>
-        <w:tc>
-          <w:tcPr>
-            <w:tcW w:type="dxa" w:w="4706"/>
-          </w:tcPr>
-          <w:p>
-            <w:r>
-              <w:rPr>
-                <w:b w:val="0"/>
-                <w:i w:val="0"/>
-                <w:sz w:val="17"/>
-              </w:rPr>
-              <w:t>Prière de refaire la section 1 pour KHADY DIAGNE  KA en demandant à un adulte de répondre aux questions à sa place.</w:t>
-            </w:r>
-          </w:p>
-        </w:tc>
-      </w:tr>
-      <w:tr>
-        <w:tc>
-          <w:tcPr>
-            <w:tcW w:type="dxa" w:w="964"/>
-          </w:tcPr>
-          <w:p>
-            <w:r>
-              <w:rPr>
-                <w:b/>
-                <w:i w:val="0"/>
-                <w:color w:val="EA580C"/>
-                <w:sz w:val="16"/>
-              </w:rPr>
-              <w:t>Moyenne</w:t>
-            </w:r>
-          </w:p>
-        </w:tc>
-        <w:tc>
-          <w:tcPr>
-            <w:tcW w:type="dxa" w:w="1247"/>
-          </w:tcPr>
-          <w:p>
-            <w:r>
-              <w:rPr>
-                <w:b/>
-                <w:i w:val="0"/>
-                <w:sz w:val="16"/>
-              </w:rPr>
-              <w:t>S01</w:t>
-              <w:br/>
-            </w:r>
-            <w:r>
-              <w:rPr>
-                <w:b w:val="0"/>
-                <w:i w:val="0"/>
-                <w:color w:val="64748B"/>
-                <w:sz w:val="14"/>
-              </w:rPr>
-              <w:t>Démographie</w:t>
-            </w:r>
-          </w:p>
-        </w:tc>
-        <w:tc>
-          <w:tcPr>
-            <w:tcW w:type="dxa" w:w="1531"/>
-          </w:tcPr>
-          <w:p>
-            <w:r>
-              <w:rPr>
-                <w:b/>
-                <w:i w:val="0"/>
-                <w:color w:val="16A34A"/>
-                <w:sz w:val="16"/>
-              </w:rPr>
-              <w:t>—</w:t>
-            </w:r>
-          </w:p>
-        </w:tc>
-        <w:tc>
-          <w:tcPr>
-            <w:tcW w:type="dxa" w:w="1191"/>
-          </w:tcPr>
-          <w:p>
-            <w:r>
-              <w:rPr>
-                <w:b w:val="0"/>
-                <w:i w:val="0"/>
-                <w:color w:val="64748B"/>
-                <w:sz w:val="16"/>
-              </w:rPr>
-              <w:t>GT-CQ</w:t>
-            </w:r>
-          </w:p>
-        </w:tc>
-        <w:tc>
-          <w:tcPr>
-            <w:tcW w:type="dxa" w:w="4706"/>
-          </w:tcPr>
-          <w:p>
-            <w:r>
-              <w:rPr>
-                <w:b w:val="0"/>
-                <w:i w:val="0"/>
-                <w:sz w:val="17"/>
-              </w:rPr>
-              <w:t>Prière de verifier l'information donnée par BABACAR KA ou corriger au niveau de la section 1.</w:t>
-            </w:r>
-          </w:p>
-        </w:tc>
-      </w:tr>
-      <w:tr>
-        <w:tc>
-          <w:tcPr>
-            <w:tcW w:type="dxa" w:w="964"/>
-          </w:tcPr>
-          <w:p>
-            <w:r>
-              <w:rPr>
-                <w:b/>
-                <w:i w:val="0"/>
-                <w:color w:val="EA580C"/>
-                <w:sz w:val="16"/>
-              </w:rPr>
-              <w:t>Moyenne</w:t>
-            </w:r>
-          </w:p>
-        </w:tc>
-        <w:tc>
-          <w:tcPr>
-            <w:tcW w:type="dxa" w:w="1247"/>
-          </w:tcPr>
-          <w:p>
-            <w:r>
-              <w:rPr>
-                <w:b/>
-                <w:i w:val="0"/>
-                <w:sz w:val="16"/>
-              </w:rPr>
-              <w:t>S01</w:t>
-              <w:br/>
-            </w:r>
-            <w:r>
-              <w:rPr>
-                <w:b w:val="0"/>
-                <w:i w:val="0"/>
-                <w:color w:val="64748B"/>
-                <w:sz w:val="14"/>
-              </w:rPr>
-              <w:t>Démographie</w:t>
-            </w:r>
-          </w:p>
-        </w:tc>
-        <w:tc>
-          <w:tcPr>
-            <w:tcW w:type="dxa" w:w="1531"/>
-          </w:tcPr>
-          <w:p>
-            <w:r>
-              <w:rPr>
-                <w:b/>
-                <w:i w:val="0"/>
-                <w:color w:val="16A34A"/>
-                <w:sz w:val="16"/>
-              </w:rPr>
-              <w:t>—</w:t>
-            </w:r>
-          </w:p>
-        </w:tc>
-        <w:tc>
-          <w:tcPr>
-            <w:tcW w:type="dxa" w:w="1191"/>
-          </w:tcPr>
-          <w:p>
-            <w:r>
-              <w:rPr>
-                <w:b w:val="0"/>
-                <w:i w:val="0"/>
-                <w:color w:val="64748B"/>
-                <w:sz w:val="16"/>
-              </w:rPr>
-              <w:t>GT-CQ</w:t>
-            </w:r>
-          </w:p>
-        </w:tc>
-        <w:tc>
-          <w:tcPr>
-            <w:tcW w:type="dxa" w:w="4706"/>
-          </w:tcPr>
-          <w:p>
-            <w:r>
-              <w:rPr>
-                <w:b w:val="0"/>
-                <w:i w:val="0"/>
-                <w:sz w:val="17"/>
-              </w:rPr>
-              <w:t>Prière de verifier l'information donnée par IBRAHIMA KA ou corriger au niveau de la section 1.</w:t>
-            </w:r>
-          </w:p>
-        </w:tc>
-      </w:tr>
-      <w:tr>
-        <w:tc>
-          <w:tcPr>
-            <w:tcW w:type="dxa" w:w="964"/>
-          </w:tcPr>
-          <w:p>
-            <w:r>
-              <w:rPr>
-                <w:b/>
-                <w:i w:val="0"/>
-                <w:color w:val="EA580C"/>
-                <w:sz w:val="16"/>
-              </w:rPr>
-              <w:t>Moyenne</w:t>
-            </w:r>
-          </w:p>
-        </w:tc>
-        <w:tc>
-          <w:tcPr>
-            <w:tcW w:type="dxa" w:w="1247"/>
-          </w:tcPr>
-          <w:p>
-            <w:r>
-              <w:rPr>
-                <w:b/>
-                <w:i w:val="0"/>
-                <w:sz w:val="16"/>
-              </w:rPr>
-              <w:t>S01</w:t>
-              <w:br/>
-            </w:r>
-            <w:r>
-              <w:rPr>
-                <w:b w:val="0"/>
-                <w:i w:val="0"/>
-                <w:color w:val="64748B"/>
-                <w:sz w:val="14"/>
-              </w:rPr>
-              <w:t>Démographie</w:t>
-            </w:r>
-          </w:p>
-        </w:tc>
-        <w:tc>
-          <w:tcPr>
-            <w:tcW w:type="dxa" w:w="1531"/>
-          </w:tcPr>
-          <w:p>
-            <w:r>
-              <w:rPr>
-                <w:b/>
-                <w:i w:val="0"/>
-                <w:color w:val="16A34A"/>
-                <w:sz w:val="16"/>
-              </w:rPr>
-              <w:t>s00q27, s01q03a, s01q03b, s01q03c, s01q00b</w:t>
-            </w:r>
-          </w:p>
-        </w:tc>
-        <w:tc>
-          <w:tcPr>
-            <w:tcW w:type="dxa" w:w="1191"/>
-          </w:tcPr>
-          <w:p>
-            <w:r>
-              <w:rPr>
-                <w:b w:val="0"/>
-                <w:i w:val="0"/>
-                <w:color w:val="64748B"/>
-                <w:sz w:val="16"/>
-              </w:rPr>
-              <w:t>GT-CQ</w:t>
-            </w:r>
-          </w:p>
-        </w:tc>
-        <w:tc>
-          <w:tcPr>
-            <w:tcW w:type="dxa" w:w="4706"/>
-          </w:tcPr>
-          <w:p>
-            <w:r>
-              <w:rPr>
-                <w:b w:val="0"/>
-                <w:i w:val="0"/>
-                <w:sz w:val="17"/>
-              </w:rPr>
-              <w:t>Les informations sur l'acte de naissance (ni Jours, ni mois et ni années) de  KARAMOKHO KA  manquent, s'il vous plait pouvez-vous fournir d'effort pour avoir ces informations.</w:t>
-            </w:r>
-          </w:p>
-        </w:tc>
-      </w:tr>
-      <w:tr>
-        <w:tc>
-          <w:tcPr>
-            <w:tcW w:type="dxa" w:w="964"/>
-          </w:tcPr>
-          <w:p>
-            <w:r>
-              <w:rPr>
-                <w:b/>
-                <w:i w:val="0"/>
-                <w:color w:val="EA580C"/>
-                <w:sz w:val="16"/>
-              </w:rPr>
-              <w:t>Moyenne</w:t>
-            </w:r>
-          </w:p>
-        </w:tc>
-        <w:tc>
-          <w:tcPr>
-            <w:tcW w:type="dxa" w:w="1247"/>
-          </w:tcPr>
-          <w:p>
-            <w:r>
-              <w:rPr>
-                <w:b/>
-                <w:i w:val="0"/>
-                <w:sz w:val="16"/>
-              </w:rPr>
-              <w:t>S02</w:t>
-              <w:br/>
-            </w:r>
-            <w:r>
-              <w:rPr>
-                <w:b w:val="0"/>
-                <w:i w:val="0"/>
-                <w:color w:val="64748B"/>
-                <w:sz w:val="14"/>
-              </w:rPr>
-              <w:t>Éducation</w:t>
-            </w:r>
-          </w:p>
-        </w:tc>
-        <w:tc>
-          <w:tcPr>
-            <w:tcW w:type="dxa" w:w="1531"/>
-          </w:tcPr>
-          <w:p>
-            <w:r>
-              <w:rPr>
-                <w:b/>
-                <w:i w:val="0"/>
-                <w:color w:val="16A34A"/>
-                <w:sz w:val="16"/>
-              </w:rPr>
-              <w:t>—</w:t>
-            </w:r>
-          </w:p>
-        </w:tc>
-        <w:tc>
-          <w:tcPr>
-            <w:tcW w:type="dxa" w:w="1191"/>
-          </w:tcPr>
-          <w:p>
-            <w:r>
-              <w:rPr>
-                <w:b w:val="0"/>
-                <w:i w:val="0"/>
-                <w:color w:val="64748B"/>
-                <w:sz w:val="16"/>
-              </w:rPr>
-              <w:t>GT-CQ</w:t>
-            </w:r>
-          </w:p>
-        </w:tc>
-        <w:tc>
-          <w:tcPr>
-            <w:tcW w:type="dxa" w:w="4706"/>
-          </w:tcPr>
-          <w:p>
-            <w:r>
-              <w:rPr>
-                <w:b w:val="0"/>
-                <w:i w:val="0"/>
-                <w:sz w:val="17"/>
-              </w:rPr>
-              <w:t>veuillez, s'il vous plait, confirmer les frais de scolarité ( 5000 FCFA) payée de AMETH SALOUM KA avec le QG ou apporter les corrections nécessaires.</w:t>
-            </w:r>
-          </w:p>
-        </w:tc>
-      </w:tr>
-      <w:tr>
-        <w:tc>
-          <w:tcPr>
-            <w:tcW w:type="dxa" w:w="964"/>
-          </w:tcPr>
-          <w:p>
-            <w:r>
-              <w:rPr>
-                <w:b/>
-                <w:i w:val="0"/>
-                <w:color w:val="EA580C"/>
-                <w:sz w:val="16"/>
-              </w:rPr>
-              <w:t>Moyenne</w:t>
-            </w:r>
-          </w:p>
-        </w:tc>
-        <w:tc>
-          <w:tcPr>
-            <w:tcW w:type="dxa" w:w="1247"/>
-          </w:tcPr>
-          <w:p>
-            <w:r>
-              <w:rPr>
-                <w:b/>
-                <w:i w:val="0"/>
-                <w:sz w:val="16"/>
-              </w:rPr>
-              <w:t>S02</w:t>
-              <w:br/>
-            </w:r>
-            <w:r>
-              <w:rPr>
-                <w:b w:val="0"/>
-                <w:i w:val="0"/>
-                <w:color w:val="64748B"/>
-                <w:sz w:val="14"/>
-              </w:rPr>
-              <w:t>Éducation</w:t>
-            </w:r>
-          </w:p>
-        </w:tc>
-        <w:tc>
-          <w:tcPr>
-            <w:tcW w:type="dxa" w:w="1531"/>
-          </w:tcPr>
-          <w:p>
-            <w:r>
-              <w:rPr>
-                <w:b/>
-                <w:i w:val="0"/>
-                <w:color w:val="16A34A"/>
-                <w:sz w:val="16"/>
-              </w:rPr>
-              <w:t>—</w:t>
-            </w:r>
-          </w:p>
-        </w:tc>
-        <w:tc>
-          <w:tcPr>
-            <w:tcW w:type="dxa" w:w="1191"/>
-          </w:tcPr>
-          <w:p>
-            <w:r>
-              <w:rPr>
-                <w:b w:val="0"/>
-                <w:i w:val="0"/>
-                <w:color w:val="64748B"/>
-                <w:sz w:val="16"/>
-              </w:rPr>
-              <w:t>GT-CQ</w:t>
-            </w:r>
-          </w:p>
-        </w:tc>
-        <w:tc>
-          <w:tcPr>
-            <w:tcW w:type="dxa" w:w="4706"/>
-          </w:tcPr>
-          <w:p>
-            <w:r>
-              <w:rPr>
-                <w:b w:val="0"/>
-                <w:i w:val="0"/>
-                <w:sz w:val="17"/>
-              </w:rPr>
-              <w:t>S'il s'agit d'achat de carburant, d'un abonnement ou dépense en &lt;teliman&gt;, d'une dépense en &lt;sotrama&gt; ou en &lt;taxi&gt; afin de se rendre à l'école, prière d'annuler ces dépenses dans cette section et de les renseignées au niveau de la section 9.</w:t>
-            </w:r>
-          </w:p>
-        </w:tc>
-      </w:tr>
-      <w:tr>
-        <w:tc>
-          <w:tcPr>
-            <w:tcW w:type="dxa" w:w="964"/>
-          </w:tcPr>
-          <w:p>
-            <w:r>
-              <w:rPr>
-                <w:b/>
-                <w:i w:val="0"/>
-                <w:color w:val="EA580C"/>
-                <w:sz w:val="16"/>
-              </w:rPr>
-              <w:t>Moyenne</w:t>
-            </w:r>
-          </w:p>
-        </w:tc>
-        <w:tc>
-          <w:tcPr>
-            <w:tcW w:type="dxa" w:w="1247"/>
-          </w:tcPr>
-          <w:p>
-            <w:r>
-              <w:rPr>
-                <w:b/>
-                <w:i w:val="0"/>
-                <w:sz w:val="16"/>
-              </w:rPr>
-              <w:t>S02</w:t>
-              <w:br/>
-            </w:r>
-            <w:r>
-              <w:rPr>
-                <w:b w:val="0"/>
-                <w:i w:val="0"/>
-                <w:color w:val="64748B"/>
-                <w:sz w:val="14"/>
-              </w:rPr>
-              <w:t>Éducation</w:t>
-            </w:r>
-          </w:p>
-        </w:tc>
-        <w:tc>
-          <w:tcPr>
-            <w:tcW w:type="dxa" w:w="1531"/>
-          </w:tcPr>
-          <w:p>
-            <w:r>
-              <w:rPr>
-                <w:b/>
-                <w:i w:val="0"/>
-                <w:color w:val="16A34A"/>
-                <w:sz w:val="16"/>
-              </w:rPr>
-              <w:t>—</w:t>
-            </w:r>
-          </w:p>
-        </w:tc>
-        <w:tc>
-          <w:tcPr>
-            <w:tcW w:type="dxa" w:w="1191"/>
-          </w:tcPr>
-          <w:p>
-            <w:r>
-              <w:rPr>
-                <w:b w:val="0"/>
-                <w:i w:val="0"/>
-                <w:color w:val="64748B"/>
-                <w:sz w:val="16"/>
-              </w:rPr>
-              <w:t>GT-CQ</w:t>
-            </w:r>
-          </w:p>
-        </w:tc>
-        <w:tc>
-          <w:tcPr>
-            <w:tcW w:type="dxa" w:w="4706"/>
-          </w:tcPr>
-          <w:p>
-            <w:r>
-              <w:rPr>
-                <w:b w:val="0"/>
-                <w:i w:val="0"/>
-                <w:sz w:val="17"/>
-              </w:rPr>
-              <w:t>veuillez, s'il vous plait, confirmer les frais de scolarité ( 5000 FCFA) payée de AMICOLÉ KA avec le QG ou apporter les corrections nécessaires.</w:t>
-            </w:r>
-          </w:p>
-        </w:tc>
-      </w:tr>
-      <w:tr>
-        <w:tc>
-          <w:tcPr>
-            <w:tcW w:type="dxa" w:w="964"/>
-          </w:tcPr>
-          <w:p>
-            <w:r>
-              <w:rPr>
-                <w:b/>
-                <w:i w:val="0"/>
-                <w:color w:val="EA580C"/>
-                <w:sz w:val="16"/>
-              </w:rPr>
-              <w:t>Moyenne</w:t>
-            </w:r>
-          </w:p>
-        </w:tc>
-        <w:tc>
-          <w:tcPr>
-            <w:tcW w:type="dxa" w:w="1247"/>
-          </w:tcPr>
-          <w:p>
-            <w:r>
-              <w:rPr>
-                <w:b/>
-                <w:i w:val="0"/>
-                <w:sz w:val="16"/>
-              </w:rPr>
-              <w:t>S02</w:t>
-              <w:br/>
-            </w:r>
-            <w:r>
-              <w:rPr>
-                <w:b w:val="0"/>
-                <w:i w:val="0"/>
-                <w:color w:val="64748B"/>
-                <w:sz w:val="14"/>
-              </w:rPr>
-              <w:t>Éducation</w:t>
-            </w:r>
-          </w:p>
-        </w:tc>
-        <w:tc>
-          <w:tcPr>
-            <w:tcW w:type="dxa" w:w="1531"/>
-          </w:tcPr>
-          <w:p>
-            <w:r>
-              <w:rPr>
-                <w:b/>
-                <w:i w:val="0"/>
-                <w:color w:val="16A34A"/>
-                <w:sz w:val="16"/>
-              </w:rPr>
-              <w:t>—</w:t>
-            </w:r>
-          </w:p>
-        </w:tc>
-        <w:tc>
-          <w:tcPr>
-            <w:tcW w:type="dxa" w:w="1191"/>
-          </w:tcPr>
-          <w:p>
-            <w:r>
-              <w:rPr>
-                <w:b w:val="0"/>
-                <w:i w:val="0"/>
-                <w:color w:val="64748B"/>
-                <w:sz w:val="16"/>
-              </w:rPr>
-              <w:t>GT-CQ</w:t>
-            </w:r>
-          </w:p>
-        </w:tc>
-        <w:tc>
-          <w:tcPr>
-            <w:tcW w:type="dxa" w:w="4706"/>
-          </w:tcPr>
-          <w:p>
-            <w:r>
-              <w:rPr>
-                <w:b w:val="0"/>
-                <w:i w:val="0"/>
-                <w:sz w:val="17"/>
-              </w:rPr>
-              <w:t>veuillez, s'il vous plait, confirmer les frais de scolarité ( 5000 FCFA) payée de KHADY KA avec le QG ou apporter les corrections nécessaires.</w:t>
-            </w:r>
-          </w:p>
-        </w:tc>
-      </w:tr>
-      <w:tr>
-        <w:tc>
-          <w:tcPr>
-            <w:tcW w:type="dxa" w:w="964"/>
-          </w:tcPr>
-          <w:p>
-            <w:r>
-              <w:rPr>
-                <w:b/>
-                <w:i w:val="0"/>
-                <w:color w:val="EA580C"/>
-                <w:sz w:val="16"/>
-              </w:rPr>
-              <w:t>Moyenne</w:t>
-            </w:r>
-          </w:p>
-        </w:tc>
-        <w:tc>
-          <w:tcPr>
-            <w:tcW w:type="dxa" w:w="1247"/>
-          </w:tcPr>
-          <w:p>
-            <w:r>
-              <w:rPr>
-                <w:b/>
-                <w:i w:val="0"/>
-                <w:sz w:val="16"/>
-              </w:rPr>
-              <w:t>S02</w:t>
-              <w:br/>
-            </w:r>
-            <w:r>
-              <w:rPr>
-                <w:b w:val="0"/>
-                <w:i w:val="0"/>
-                <w:color w:val="64748B"/>
-                <w:sz w:val="14"/>
-              </w:rPr>
-              <w:t>Éducation</w:t>
-            </w:r>
-          </w:p>
-        </w:tc>
-        <w:tc>
-          <w:tcPr>
-            <w:tcW w:type="dxa" w:w="1531"/>
-          </w:tcPr>
-          <w:p>
-            <w:r>
-              <w:rPr>
-                <w:b/>
-                <w:i w:val="0"/>
-                <w:color w:val="16A34A"/>
-                <w:sz w:val="16"/>
-              </w:rPr>
-              <w:t>—</w:t>
-            </w:r>
-          </w:p>
-        </w:tc>
-        <w:tc>
-          <w:tcPr>
-            <w:tcW w:type="dxa" w:w="1191"/>
-          </w:tcPr>
-          <w:p>
-            <w:r>
-              <w:rPr>
-                <w:b w:val="0"/>
-                <w:i w:val="0"/>
-                <w:color w:val="64748B"/>
-                <w:sz w:val="16"/>
-              </w:rPr>
-              <w:t>GT-CQ</w:t>
-            </w:r>
-          </w:p>
-        </w:tc>
-        <w:tc>
-          <w:tcPr>
-            <w:tcW w:type="dxa" w:w="4706"/>
-          </w:tcPr>
-          <w:p>
-            <w:r>
-              <w:rPr>
-                <w:b w:val="0"/>
-                <w:i w:val="0"/>
-                <w:sz w:val="17"/>
-              </w:rPr>
-              <w:t>veuillez, s'il vous plait, confirmer les frais de scolarité ( 5000 FCFA) payée de MOUSSA KA avec le QG ou apporter les corrections nécessaires.</w:t>
-            </w:r>
-          </w:p>
-        </w:tc>
-      </w:tr>
-      <w:tr>
-        <w:tc>
-          <w:tcPr>
-            <w:tcW w:type="dxa" w:w="964"/>
-          </w:tcPr>
-          <w:p>
-            <w:r>
-              <w:rPr>
-                <w:b/>
-                <w:i w:val="0"/>
-                <w:color w:val="EA580C"/>
-                <w:sz w:val="16"/>
-              </w:rPr>
-              <w:t>Moyenne</w:t>
-            </w:r>
-          </w:p>
-        </w:tc>
-        <w:tc>
-          <w:tcPr>
-            <w:tcW w:type="dxa" w:w="1247"/>
-          </w:tcPr>
-          <w:p>
-            <w:r>
-              <w:rPr>
-                <w:b/>
-                <w:i w:val="0"/>
-                <w:sz w:val="16"/>
-              </w:rPr>
-              <w:t>S02</w:t>
-              <w:br/>
-            </w:r>
-            <w:r>
-              <w:rPr>
-                <w:b w:val="0"/>
-                <w:i w:val="0"/>
-                <w:color w:val="64748B"/>
-                <w:sz w:val="14"/>
-              </w:rPr>
-              <w:t>Éducation</w:t>
-            </w:r>
-          </w:p>
-        </w:tc>
-        <w:tc>
-          <w:tcPr>
-            <w:tcW w:type="dxa" w:w="1531"/>
-          </w:tcPr>
-          <w:p>
-            <w:r>
-              <w:rPr>
-                <w:b/>
-                <w:i w:val="0"/>
-                <w:color w:val="16A34A"/>
-                <w:sz w:val="16"/>
-              </w:rPr>
-              <w:t>—</w:t>
-            </w:r>
-          </w:p>
-        </w:tc>
-        <w:tc>
-          <w:tcPr>
-            <w:tcW w:type="dxa" w:w="1191"/>
-          </w:tcPr>
-          <w:p>
-            <w:r>
-              <w:rPr>
-                <w:b w:val="0"/>
-                <w:i w:val="0"/>
-                <w:color w:val="64748B"/>
-                <w:sz w:val="16"/>
-              </w:rPr>
-              <w:t>GT-CQ</w:t>
-            </w:r>
-          </w:p>
-        </w:tc>
-        <w:tc>
-          <w:tcPr>
-            <w:tcW w:type="dxa" w:w="4706"/>
-          </w:tcPr>
-          <w:p>
-            <w:r>
-              <w:rPr>
-                <w:b w:val="0"/>
-                <w:i w:val="0"/>
-                <w:sz w:val="17"/>
-              </w:rPr>
-              <w:t>veuillez, s'il vous plait, confirmer les frais de scolarité ( 5000 FCFA) payée de NDEYE NDAO avec le QG ou apporter les corrections nécessaires.</w:t>
-            </w:r>
-          </w:p>
-        </w:tc>
-      </w:tr>
-      <w:tr>
-        <w:tc>
-          <w:tcPr>
-            <w:tcW w:type="dxa" w:w="964"/>
-          </w:tcPr>
-          <w:p>
-            <w:r>
-              <w:rPr>
-                <w:b/>
-                <w:i w:val="0"/>
-                <w:color w:val="EA580C"/>
-                <w:sz w:val="16"/>
-              </w:rPr>
-              <w:t>Moyenne</w:t>
-            </w:r>
-          </w:p>
-        </w:tc>
-        <w:tc>
-          <w:tcPr>
-            <w:tcW w:type="dxa" w:w="1247"/>
-          </w:tcPr>
-          <w:p>
-            <w:r>
-              <w:rPr>
-                <w:b/>
-                <w:i w:val="0"/>
-                <w:sz w:val="16"/>
-              </w:rPr>
-              <w:t>S02</w:t>
-              <w:br/>
-            </w:r>
-            <w:r>
-              <w:rPr>
-                <w:b w:val="0"/>
-                <w:i w:val="0"/>
-                <w:color w:val="64748B"/>
-                <w:sz w:val="14"/>
-              </w:rPr>
-              <w:t>Éducation</w:t>
-            </w:r>
-          </w:p>
-        </w:tc>
-        <w:tc>
-          <w:tcPr>
-            <w:tcW w:type="dxa" w:w="1531"/>
-          </w:tcPr>
-          <w:p>
-            <w:r>
-              <w:rPr>
-                <w:b/>
-                <w:i w:val="0"/>
-                <w:color w:val="16A34A"/>
-                <w:sz w:val="16"/>
-              </w:rPr>
-              <w:t>—</w:t>
-            </w:r>
-          </w:p>
-        </w:tc>
-        <w:tc>
-          <w:tcPr>
-            <w:tcW w:type="dxa" w:w="1191"/>
-          </w:tcPr>
-          <w:p>
-            <w:r>
-              <w:rPr>
-                <w:b w:val="0"/>
-                <w:i w:val="0"/>
-                <w:color w:val="64748B"/>
-                <w:sz w:val="16"/>
-              </w:rPr>
-              <w:t>GT-CQ</w:t>
-            </w:r>
-          </w:p>
-        </w:tc>
-        <w:tc>
-          <w:tcPr>
-            <w:tcW w:type="dxa" w:w="4706"/>
-          </w:tcPr>
-          <w:p>
-            <w:r>
-              <w:rPr>
-                <w:b w:val="0"/>
-                <w:i w:val="0"/>
-                <w:sz w:val="17"/>
-              </w:rPr>
               <w:t>Prière de corriger ou confirmer cette information avec le QG.</w:t>
-            </w:r>
-          </w:p>
-        </w:tc>
-      </w:tr>
-      <w:tr>
-        <w:tc>
-          <w:tcPr>
-            <w:tcW w:type="dxa" w:w="964"/>
-          </w:tcPr>
-          <w:p>
-            <w:r>
-              <w:rPr>
-                <w:b/>
-                <w:i w:val="0"/>
-                <w:color w:val="EA580C"/>
-                <w:sz w:val="16"/>
-              </w:rPr>
-              <w:t>Moyenne</w:t>
-            </w:r>
-          </w:p>
-        </w:tc>
-        <w:tc>
-          <w:tcPr>
-            <w:tcW w:type="dxa" w:w="1247"/>
-          </w:tcPr>
-          <w:p>
-            <w:r>
-              <w:rPr>
-                <w:b/>
-                <w:i w:val="0"/>
-                <w:sz w:val="16"/>
-              </w:rPr>
-              <w:t>S02</w:t>
-              <w:br/>
-            </w:r>
-            <w:r>
-              <w:rPr>
-                <w:b w:val="0"/>
-                <w:i w:val="0"/>
-                <w:color w:val="64748B"/>
-                <w:sz w:val="14"/>
-              </w:rPr>
-              <w:t>Éducation</w:t>
-            </w:r>
-          </w:p>
-        </w:tc>
-        <w:tc>
-          <w:tcPr>
-            <w:tcW w:type="dxa" w:w="1531"/>
-          </w:tcPr>
-          <w:p>
-            <w:r>
-              <w:rPr>
-                <w:b/>
-                <w:i w:val="0"/>
-                <w:color w:val="16A34A"/>
-                <w:sz w:val="16"/>
-              </w:rPr>
-              <w:t>—</w:t>
-            </w:r>
-          </w:p>
-        </w:tc>
-        <w:tc>
-          <w:tcPr>
-            <w:tcW w:type="dxa" w:w="1191"/>
-          </w:tcPr>
-          <w:p>
-            <w:r>
-              <w:rPr>
-                <w:b w:val="0"/>
-                <w:i w:val="0"/>
-                <w:color w:val="64748B"/>
-                <w:sz w:val="16"/>
-              </w:rPr>
-              <w:t>GT-CQ</w:t>
-            </w:r>
-          </w:p>
-        </w:tc>
-        <w:tc>
-          <w:tcPr>
-            <w:tcW w:type="dxa" w:w="4706"/>
-          </w:tcPr>
-          <w:p>
-            <w:r>
-              <w:rPr>
-                <w:b w:val="0"/>
-                <w:i w:val="0"/>
-                <w:sz w:val="17"/>
-              </w:rPr>
-              <w:t>veuillez, s'il vous plait, confirmer les frais de scolarité ( 5000 FCFA) payée de OUSSEYNOU LO avec le QG ou apporter les corrections nécessaires.</w:t>
-            </w:r>
-          </w:p>
-        </w:tc>
-      </w:tr>
-      <w:tr>
-        <w:tc>
-          <w:tcPr>
-            <w:tcW w:type="dxa" w:w="964"/>
-          </w:tcPr>
-          <w:p>
-            <w:r>
-              <w:rPr>
-                <w:b/>
-                <w:i w:val="0"/>
-                <w:color w:val="EA580C"/>
-                <w:sz w:val="16"/>
-              </w:rPr>
-              <w:t>Moyenne</w:t>
-            </w:r>
-          </w:p>
-        </w:tc>
-        <w:tc>
-          <w:tcPr>
-            <w:tcW w:type="dxa" w:w="1247"/>
-          </w:tcPr>
-          <w:p>
-            <w:r>
-              <w:rPr>
-                <w:b/>
-                <w:i w:val="0"/>
-                <w:sz w:val="16"/>
-              </w:rPr>
-              <w:t>S02</w:t>
-              <w:br/>
-            </w:r>
-            <w:r>
-              <w:rPr>
-                <w:b w:val="0"/>
-                <w:i w:val="0"/>
-                <w:color w:val="64748B"/>
-                <w:sz w:val="14"/>
-              </w:rPr>
-              <w:t>Éducation</w:t>
-            </w:r>
-          </w:p>
-        </w:tc>
-        <w:tc>
-          <w:tcPr>
-            <w:tcW w:type="dxa" w:w="1531"/>
-          </w:tcPr>
-          <w:p>
-            <w:r>
-              <w:rPr>
-                <w:b/>
-                <w:i w:val="0"/>
-                <w:color w:val="16A34A"/>
-                <w:sz w:val="16"/>
-              </w:rPr>
-              <w:t>—</w:t>
-            </w:r>
-          </w:p>
-        </w:tc>
-        <w:tc>
-          <w:tcPr>
-            <w:tcW w:type="dxa" w:w="1191"/>
-          </w:tcPr>
-          <w:p>
-            <w:r>
-              <w:rPr>
-                <w:b w:val="0"/>
-                <w:i w:val="0"/>
-                <w:color w:val="64748B"/>
-                <w:sz w:val="16"/>
-              </w:rPr>
-              <w:t>GT-CQ</w:t>
-            </w:r>
-          </w:p>
-        </w:tc>
-        <w:tc>
-          <w:tcPr>
-            <w:tcW w:type="dxa" w:w="4706"/>
-          </w:tcPr>
-          <w:p>
-            <w:r>
-              <w:rPr>
-                <w:b w:val="0"/>
-                <w:i w:val="0"/>
-                <w:sz w:val="17"/>
-              </w:rPr>
-              <w:t>veuillez, s'il vous plait, confirmer les frais de scolarité ( 6000 FCFA) payée de MAREME KA avec le QG ou apporter les corrections nécessaires.</w:t>
-            </w:r>
-          </w:p>
-        </w:tc>
-      </w:tr>
-      <w:tr>
-        <w:tc>
-          <w:tcPr>
-            <w:tcW w:type="dxa" w:w="964"/>
-          </w:tcPr>
-          <w:p>
-            <w:r>
-              <w:rPr>
-                <w:b/>
-                <w:i w:val="0"/>
-                <w:color w:val="EA580C"/>
-                <w:sz w:val="16"/>
-              </w:rPr>
-              <w:t>Moyenne</w:t>
-            </w:r>
-          </w:p>
-        </w:tc>
-        <w:tc>
-          <w:tcPr>
-            <w:tcW w:type="dxa" w:w="1247"/>
-          </w:tcPr>
-          <w:p>
-            <w:r>
-              <w:rPr>
-                <w:b/>
-                <w:i w:val="0"/>
-                <w:sz w:val="16"/>
-              </w:rPr>
-              <w:t>S02</w:t>
-              <w:br/>
-            </w:r>
-            <w:r>
-              <w:rPr>
-                <w:b w:val="0"/>
-                <w:i w:val="0"/>
-                <w:color w:val="64748B"/>
-                <w:sz w:val="14"/>
-              </w:rPr>
-              <w:t>Éducation</w:t>
-            </w:r>
-          </w:p>
-        </w:tc>
-        <w:tc>
-          <w:tcPr>
-            <w:tcW w:type="dxa" w:w="1531"/>
-          </w:tcPr>
-          <w:p>
-            <w:r>
-              <w:rPr>
-                <w:b/>
-                <w:i w:val="0"/>
-                <w:color w:val="16A34A"/>
-                <w:sz w:val="16"/>
-              </w:rPr>
-              <w:t>—</w:t>
-            </w:r>
-          </w:p>
-        </w:tc>
-        <w:tc>
-          <w:tcPr>
-            <w:tcW w:type="dxa" w:w="1191"/>
-          </w:tcPr>
-          <w:p>
-            <w:r>
-              <w:rPr>
-                <w:b w:val="0"/>
-                <w:i w:val="0"/>
-                <w:color w:val="64748B"/>
-                <w:sz w:val="16"/>
-              </w:rPr>
-              <w:t>GT-CQ</w:t>
-            </w:r>
-          </w:p>
-        </w:tc>
-        <w:tc>
-          <w:tcPr>
-            <w:tcW w:type="dxa" w:w="4706"/>
-          </w:tcPr>
-          <w:p>
-            <w:r>
-              <w:rPr>
-                <w:b w:val="0"/>
-                <w:i w:val="0"/>
-                <w:sz w:val="17"/>
-              </w:rPr>
-              <w:t>Attention ! Le frais de scolarité (6000 Fcfa) de MAREME KA en 2ème année de Secondaire 1 (Moyen) Général est relativement élevé par rapport aux autres frais de scolarités observés dans cette zone.</w:t>
-            </w:r>
-          </w:p>
-        </w:tc>
-      </w:tr>
-      <w:tr>
-        <w:tc>
-          <w:tcPr>
-            <w:tcW w:type="dxa" w:w="964"/>
-          </w:tcPr>
-          <w:p>
-            <w:r>
-              <w:rPr>
-                <w:b/>
-                <w:i w:val="0"/>
-                <w:color w:val="EA580C"/>
-                <w:sz w:val="16"/>
-              </w:rPr>
-              <w:t>Moyenne</w:t>
-            </w:r>
-          </w:p>
-        </w:tc>
-        <w:tc>
-          <w:tcPr>
-            <w:tcW w:type="dxa" w:w="1247"/>
-          </w:tcPr>
-          <w:p>
-            <w:r>
-              <w:rPr>
-                <w:b/>
-                <w:i w:val="0"/>
-                <w:sz w:val="16"/>
-              </w:rPr>
-              <w:t>S02</w:t>
-              <w:br/>
-            </w:r>
-            <w:r>
-              <w:rPr>
-                <w:b w:val="0"/>
-                <w:i w:val="0"/>
-                <w:color w:val="64748B"/>
-                <w:sz w:val="14"/>
-              </w:rPr>
-              <w:t>Éducation</w:t>
-            </w:r>
-          </w:p>
-        </w:tc>
-        <w:tc>
-          <w:tcPr>
-            <w:tcW w:type="dxa" w:w="1531"/>
-          </w:tcPr>
-          <w:p>
-            <w:r>
-              <w:rPr>
-                <w:b/>
-                <w:i w:val="0"/>
-                <w:color w:val="16A34A"/>
-                <w:sz w:val="16"/>
-              </w:rPr>
-              <w:t>—</w:t>
-            </w:r>
-          </w:p>
-        </w:tc>
-        <w:tc>
-          <w:tcPr>
-            <w:tcW w:type="dxa" w:w="1191"/>
-          </w:tcPr>
-          <w:p>
-            <w:r>
-              <w:rPr>
-                <w:b w:val="0"/>
-                <w:i w:val="0"/>
-                <w:color w:val="64748B"/>
-                <w:sz w:val="16"/>
-              </w:rPr>
-              <w:t>GT-CQ</w:t>
-            </w:r>
-          </w:p>
-        </w:tc>
-        <w:tc>
-          <w:tcPr>
-            <w:tcW w:type="dxa" w:w="4706"/>
-          </w:tcPr>
-          <w:p>
-            <w:r>
-              <w:rPr>
-                <w:b w:val="0"/>
-                <w:i w:val="0"/>
-                <w:sz w:val="17"/>
-              </w:rPr>
-              <w:t>Prière de corriger ou de confirmer avec le QG.</w:t>
-            </w:r>
-          </w:p>
-        </w:tc>
-      </w:tr>
-      <w:tr>
-        <w:tc>
-          <w:tcPr>
-            <w:tcW w:type="dxa" w:w="964"/>
-          </w:tcPr>
-          <w:p>
-            <w:r>
-              <w:rPr>
-                <w:b/>
-                <w:i w:val="0"/>
-                <w:color w:val="EA580C"/>
-                <w:sz w:val="16"/>
-              </w:rPr>
-              <w:t>Moyenne</w:t>
-            </w:r>
-          </w:p>
-        </w:tc>
-        <w:tc>
-          <w:tcPr>
-            <w:tcW w:type="dxa" w:w="1247"/>
-          </w:tcPr>
-          <w:p>
-            <w:r>
-              <w:rPr>
-                <w:b/>
-                <w:i w:val="0"/>
-                <w:sz w:val="16"/>
-              </w:rPr>
-              <w:t>S02</w:t>
-              <w:br/>
-            </w:r>
-            <w:r>
-              <w:rPr>
-                <w:b w:val="0"/>
-                <w:i w:val="0"/>
-                <w:color w:val="64748B"/>
-                <w:sz w:val="14"/>
-              </w:rPr>
-              <w:t>Éducation</w:t>
-            </w:r>
-          </w:p>
-        </w:tc>
-        <w:tc>
-          <w:tcPr>
-            <w:tcW w:type="dxa" w:w="1531"/>
-          </w:tcPr>
-          <w:p>
-            <w:r>
-              <w:rPr>
-                <w:b/>
-                <w:i w:val="0"/>
-                <w:color w:val="16A34A"/>
-                <w:sz w:val="16"/>
-              </w:rPr>
-              <w:t>s01q25, s01q29, s01q30, s04q46, s01q00b</w:t>
-            </w:r>
-          </w:p>
-        </w:tc>
-        <w:tc>
-          <w:tcPr>
-            <w:tcW w:type="dxa" w:w="1191"/>
-          </w:tcPr>
-          <w:p>
-            <w:r>
-              <w:rPr>
-                <w:b w:val="0"/>
-                <w:i w:val="0"/>
-                <w:color w:val="64748B"/>
-                <w:sz w:val="16"/>
-              </w:rPr>
-              <w:t>GT-CQ</w:t>
-            </w:r>
-          </w:p>
-        </w:tc>
-        <w:tc>
-          <w:tcPr>
-            <w:tcW w:type="dxa" w:w="4706"/>
-          </w:tcPr>
-          <w:p>
-            <w:r>
-              <w:rPr>
-                <w:b w:val="0"/>
-                <w:i w:val="0"/>
-                <w:sz w:val="17"/>
-              </w:rPr>
-              <w:t>Il manque des informations non renseignées de BABACAR KA , prière de renseignés toutes les questions liées à BABACAR KA .</w:t>
             </w:r>
           </w:p>
         </w:tc>
